--- a/23520840_23520838_DeCuongKLTN.docx
+++ b/23520840_23520838_DeCuongKLTN.docx
@@ -181,7 +181,7 @@
           </w:tcPr>
           <w:p>
             <w:pPr>
-              <w:spacing w:before="120" w:after="120"/>
+              <w:spacing w:after="120" w:line="300" w:lineRule="auto"/>
               <w:rPr>
                 <w:sz w:val="26"/>
                 <w:szCs w:val="26"/>
@@ -243,6 +243,7 @@
           </w:tcPr>
           <w:p>
             <w:pPr>
+              <w:spacing w:after="120" w:line="300" w:lineRule="auto"/>
               <w:rPr>
                 <w:b/>
                 <w:sz w:val="26"/>
@@ -289,6 +290,7 @@
           </w:tcPr>
           <w:p>
             <w:pPr>
+              <w:spacing w:after="120" w:line="300" w:lineRule="auto"/>
               <w:rPr>
                 <w:b/>
                 <w:sz w:val="26"/>
@@ -314,6 +316,7 @@
           </w:p>
           <w:p>
             <w:pPr>
+              <w:spacing w:after="120" w:line="300" w:lineRule="auto"/>
               <w:rPr>
                 <w:b/>
                 <w:sz w:val="26"/>
@@ -338,6 +341,7 @@
           </w:p>
           <w:p>
             <w:pPr>
+              <w:spacing w:after="120" w:line="300" w:lineRule="auto"/>
               <w:rPr>
                 <w:b/>
                 <w:sz w:val="26"/>
@@ -575,77 +579,25 @@
               <w:rPr>
                 <w:rFonts w:cs="Times New Roman"/>
               </w:rPr>
-              <w:t>Trong nhiều hệ thống nhúng hiện đại, khối xử lý trung tâm không còn chỉ đảm nhiệm một tác vụ đơn lẻ như một vi điều khiển (microcontroller) truyền thống (ví dụ: một MCU chuyên trách điều khiển động cơ - motor control), mà cần đóng vai trò một bộ xử lý đa dụng (general-purpose processor), đủ mạnh để đồng thời giao tiếp, xử lý dữ liệu và điều phối nhiều bộ điều khiển/cảm biến khác nhau trong hệ thống. Một ví dụ tiêu biểu là khối Flight Control (FC) trên phương tiện bay không người lái (UAV): khối này phải liên tục thu thập dữ liệu từ nhiều cảm biến (IMU, GPS, cảm biến độ cao...), chạy đồng thời các thuật toán ước lượng trạng thái, điều khiển bay và xử lý giao tiếp với các module ngoại vi khác, trong khi vẫn đảm bảo thời gian đáp ứng thực. Hiệu năng xử lý đơn lõi không còn đáp ứng đủ cho các chức năng tự động hóa nâng cao dựa trên các thuật toán tính toán phức tạp như học máy (Machine Learning) hay xử lý ảnh (vision-based processing) trên các thế hệ máy tính bay (flight computer) tiếp theo [1]. Đây chính là động lực trực tiếp cho việc sử dụng một bộ xử lý đa lõi (multi-core processor) trong các hệ thống loại này.</w:t>
-            </w:r>
-          </w:p>
-          <w:p>
-            <w:pPr>
-              <w:spacing w:line="360" w:lineRule="auto"/>
-              <w:ind w:firstLine="284"/>
-              <w:jc w:val="both"/>
-              <w:rPr>
-                <w:rFonts w:cs="Times New Roman"/>
-              </w:rPr>
-            </w:pPr>
-            <w:r>
-              <w:rPr>
-                <w:rFonts w:cs="Times New Roman"/>
-              </w:rPr>
-              <w:t xml:space="preserve">Trên thế giới, hướng tiếp cận dùng bộ xử lý đa lõi cho các hệ thống Flight Control/hệ thống điều khiển bay đã được nhiều nền tảng thương mại và nghiên cứu áp dụng. Trong đó, kiến trúc ARM chiếm ưu thế với các thiết kế như bộ xử lý DAHLIA (dựa trên lõi ARM Cortex-R52, do Liên minh châu Âu tài trợ phát triển) hay hệ thống đa lõi do Boeing phát triển trong chương trình Next-generation High Performance Spaceflight Computing (HPSC) của NASA, sử dụng 8 lõi ARM Cortex-A53 kết hợp 2 lõi Cortex-R52 [1]. Tuy nhiên, kiến trúc ARM là kiến trúc tập </w:t>
-            </w:r>
-            <w:r>
-              <w:rPr>
-                <w:rFonts w:cs="Times New Roman"/>
-              </w:rPr>
-              <w:lastRenderedPageBreak/>
-              <w:t>lệnh sở hữu độc quyền, đòi hỏi chi phí bản quyền lõi (core licensing) và hạn chế khả năng tùy biến ở mức vi kiến trúc. Đáng chú ý, cùng trong chương trình HPSC nêu trên, SiFive và Microchip cũng đã được trao hợp đồng phát triển một bộ xử lý đa lõi dựa trên RISC-V cho ứng dụng không gian [1], cho thấy RISC-V đang dần được công nhận là một hướng tiếp cận khả thi ngay trong chính lĩnh vực hàng không vũ trụ. RISC-V (Reduced Instruction Set Computer - V), ra đời từ năm 2011, là kiến trúc tập lệnh mã nguồn mở, mô-đun hóa và cho phép tùy biến sâu ở cấp độ RTL, phù hợp với mục tiêu nghiên cứu, học thuật và khả năng mở rộng của đề tài. Đây là lý do nhóm lựa chọn hướng thiết kế một hệ thống đa lõi dựa trên RISC-V (cụ thể là RV32IMA) thay vì sử dụng lõi ARM có sẵn.</w:t>
-            </w:r>
-          </w:p>
-          <w:p>
-            <w:pPr>
-              <w:spacing w:line="360" w:lineRule="auto"/>
-              <w:ind w:firstLine="284"/>
-              <w:jc w:val="both"/>
-              <w:rPr>
-                <w:rFonts w:cs="Times New Roman"/>
-              </w:rPr>
-            </w:pPr>
-            <w:r>
-              <w:rPr>
-                <w:rFonts w:cs="Times New Roman"/>
-              </w:rPr>
-              <w:t xml:space="preserve">Hướng nghiên cứu về hệ thống đa lõi dựa trên RISC-V nói chung cũng đã được nhiều nhóm nghiên cứu quan tâm. Có thể kể đến công trình "Hardware Software Co-design for Multi-threaded Computation on RISC-V-based Multicore System" [2], tập trung vào cơ chế lập lịch tác vụ (task scheduling) để khai thác song song hóa trên hệ đa lõi RISC-V, và "A Low-Overhead Reconfigurable RISC-V Quad-Core Processor Architecture for Fault-Tolerant Applications" [3], trình bày một kiến trúc 4 lõi RV32IM có khả năng cấu hình lại giữa chế độ thường và chế độ chịu lỗi (fault-tolerant). Ở trong nước, tại Khoa Kỹ thuật Máy tính, Trường Đại học Công nghệ Thông tin, hướng thiết kế bộ xử lý RISC-V trên FPGA đã được triển khai qua nhiều khóa luận và phát triển dần qua từng năm. Gần nhất, khóa luận "Thiết kế bộ vi xử lý 2 lõi RISC-V dựa trên kiến trúc tập lệnh RV32IMFA" [4] đã hiện thực thành công một hệ thống 2 lõi RV32IMFA với cơ chế phân xử truy cập bộ nhớ dùng chung và hỗ trợ lệnh nguyên tử, kiểm chứng trên kit FPGA KV260; tuy nhiên hệ thống chưa tích hợp bộ nhớ đệm (cache), chưa có cơ chế duy trì tính nhất quán dữ liệu (cache coherence) và chưa có cơ chế quản lý bộ nhớ ảo. Song song đó, khóa luận "Thiết kế bộ điều khiển đồng bộ cache cho các hệ thống 2 lõi dựa trên kiến trúc tập lệnh RISC-V RV32IA" [5] đã hiện thực một hệ thống 2 lõi với cache L1/L2 theo cấu trúc 4-way set-associative, kết nối qua chuẩn AXI4 Full, cùng cơ chế duy trì tính nhất quán bộ nhớ đệm theo giao thức MOESI Snoopy (5 trạng thái) và hỗ trợ đầy đủ </w:t>
-            </w:r>
-            <w:r>
-              <w:rPr>
-                <w:rFonts w:cs="Times New Roman"/>
-              </w:rPr>
-              <w:t>cho</w:t>
-            </w:r>
-            <w:r>
-              <w:rPr>
-                <w:rFonts w:cs="Times New Roman"/>
-              </w:rPr>
-              <w:t xml:space="preserve"> RV32A, kiểm chứng trên kit FPGA Virtex-7 VC707; tuy nhiên hệ thống này cũng dừng ở quy mô 2 lõi và chưa tích hợp cơ chế quản lý bộ nhớ ảo (MMU/TLB).</w:t>
-            </w:r>
-          </w:p>
-          <w:p>
-            <w:pPr>
-              <w:spacing w:line="360" w:lineRule="auto"/>
-              <w:ind w:firstLine="284"/>
-              <w:jc w:val="both"/>
-              <w:rPr>
-                <w:rFonts w:cs="Times New Roman"/>
-                <w:b/>
-                <w:i/>
-                <w:color w:val="C55A11"/>
-              </w:rPr>
-            </w:pPr>
-            <w:r>
-              <w:rPr>
-                <w:rFonts w:cs="Times New Roman"/>
-              </w:rPr>
-              <w:t xml:space="preserve">Qua khảo sát trên, có thể thấy: các công trình quốc tế [2][3] tập trung vào lập lịch phần mềm và khả năng chịu lỗi trên hệ đa lõi RISC-V nhưng chưa đi sâu vào tổ chức bộ nhớ đệm nhiều cấp; trong khi đó, công trình gần nhất tại khoa mới dừng ở quy mô 2 lõi, và dù đã có một công trình hiện thực cache/coherence [5], cả hai công trình liền kề nhất [4][5] đều chưa tích hợp cơ chế quản lý bộ nhớ ảo cho từng lõi. Trên cơ sở nhu cầu ứng dụng thực tế đã nêu và khoảng trống nghiên cứu này, nhóm đề xuất thiết kế một hệ thống bộ vi xử lý RISC-V 4 lõi dựa trên tập lệnh RV32IMA (I - số nguyên cơ bản, M - nhân/chia, A - thao tác nguyên tử), có tổ chức bộ nhớ đệm riêng từng lõi kết hợp cache dùng chung, cơ chế duy trì tính nhất quán dữ liệu (cache coherence) hoạt động ổn định trong môi trường nhiều lõi truy cập đồng thời, cùng bộ quản lý bộ nhớ (MMU/TLB) hỗ trợ bộ nhớ ảo cho từng lõi. </w:t>
+              <w:t>Trong nhiều hệ thống nhúng hiện đại (ví dụ khối Flight Control trên UAV), CPU cần là bộ xử lý đa dụng đủ mạnh cho nhiều tác vụ đồng thời, thay vì vi điều khiển đơn tác vụ - đây là động lực cho hướng đa lõi. Đa lõi ARM đã được dùng cho các hệ thống điều khi</w:t>
+            </w:r>
+            <w:r>
+              <w:rPr>
+                <w:rFonts w:cs="Times New Roman"/>
+              </w:rPr>
+              <w:t>ển bay (DAHLIA - Cortex-R52, HPSC của NASA), trong khi RISC-V cũng bắt đầu được ứng dụng cho không gian (SiFive/Microchip) [1], cho thấy tính khả thi và lợi thế mã nguồn mở so với ARM. Trong nước, khóa luận gần nhất đã hiện thực hệ 2 lõi RV32IMFA chưa cach</w:t>
+            </w:r>
+            <w:r>
+              <w:rPr>
+                <w:rFonts w:cs="Times New Roman"/>
+              </w:rPr>
+              <w:t xml:space="preserve">e/coherence/MMU [4], và hệ 2 lõi RV32IA có cache/MESI-MOESI nhưng chưa MMU [5]; các công trình quốc tế [2][3] mới tập trung lập lịch phần mềm và chịu lỗi, chưa đi sâu tổ chức bộ nhớ đệm. Từ khoảng trống đó, đề tài đề xuất hệ 4 lõi RV32IMA với cache L1/L2, </w:t>
+            </w:r>
+            <w:r>
+              <w:rPr>
+                <w:rFonts w:cs="Times New Roman"/>
+              </w:rPr>
+              <w:t>cơ chế coherence, và bổ sung MMU/TLB cho từng lõi.</w:t>
             </w:r>
           </w:p>
           <w:p>
@@ -681,7 +633,7 @@
                   <v:path o:extrusionok="f" gradientshapeok="t" o:connecttype="rect"/>
                   <o:lock v:ext="edit" aspectratio="t"/>
                 </v:shapetype>
-                <v:shape id="Picture 1" o:spid="_x0000_i1025" type="#_x0000_t75" style="width:465pt;height:339.75pt;visibility:visible;mso-wrap-style:square">
+                <v:shape id="Picture 1" o:spid="_x0000_i1025" type="#_x0000_t75" style="width:465pt;height:339.6pt;visibility:visible;mso-wrap-style:square">
                   <v:imagedata r:id="rId6" o:title=""/>
                 </v:shape>
               </w:pict>
@@ -721,7 +673,7 @@
           </w:p>
           <w:p>
             <w:pPr>
-              <w:spacing w:after="100" w:line="300" w:lineRule="auto"/>
+              <w:spacing w:after="60" w:line="260" w:lineRule="auto"/>
               <w:ind w:firstLine="284"/>
               <w:jc w:val="both"/>
             </w:pPr>
@@ -729,12 +681,12 @@
               <w:rPr>
                 <w:rFonts w:cs="Times New Roman"/>
               </w:rPr>
-              <w:t>Nghiên cứu, thiết kế và hiện thực thành công một hệ thống bộ vi xử lý RISC-V 4 lõi dựa trên kiến trúc tập lệnh RV32IMA bằng ngôn ngữ mô tả phần cứng SystemVerilog, mô phỏng và kiểm chứng trên công cụ Vivado, với hai mục tiêu chính như sau:</w:t>
-            </w:r>
-          </w:p>
-          <w:p>
-            <w:pPr>
-              <w:spacing w:after="100" w:line="300" w:lineRule="auto"/>
+              <w:t>Thiết kế, hiện thực và kiểm chứng hệ vi xử lý RISC-V 4 lõi RV32IMA bằng SystemVerilog, với hai mục tiêu:</w:t>
+            </w:r>
+          </w:p>
+          <w:p>
+            <w:pPr>
+              <w:spacing w:after="60" w:line="260" w:lineRule="auto"/>
               <w:ind w:firstLine="284"/>
               <w:jc w:val="both"/>
             </w:pPr>
@@ -742,60 +694,12 @@
               <w:rPr>
                 <w:rFonts w:cs="Times New Roman"/>
               </w:rPr>
-              <w:t xml:space="preserve">Mục tiêu 1 - Thiết kế kiến trúc CPU 4 lõi (multi-core) tích hợp bộ nhớ cache: thiết kế kiến trúc bộ xử lý 4 lõi RV32IMA tích hợp bộ nhớ cache (L1/L2) bằng SystemVerilog, bao gồm: (i) thiết kế IP cache L1 (lệnh/dữ liệu, riêng từng lõi) và cache L2 (dùng chung); (ii) thiết kế bộ điều khiển cache với hai thuật toán quan trọng - thuật toán cấp phát/thay thế theo kiểu set-associative và thuật toán đồng bộ/duy trì tính nhất quán bộ nhớ đệm (cache coherence protocol); (iii) thiết kế bộ quản lý bộ nhớ (MMU) cho từng lõi, gồm TLB (Translation Lookaside Buffer) và </w:t>
-            </w:r>
-            <w:r>
-              <w:rPr>
-                <w:rFonts w:cs="Times New Roman"/>
-              </w:rPr>
-              <w:t xml:space="preserve">PTW </w:t>
-            </w:r>
-            <w:r>
-              <w:rPr>
-                <w:rFonts w:cs="Times New Roman"/>
-              </w:rPr>
-              <w:t>(</w:t>
-            </w:r>
-            <w:r>
-              <w:rPr>
-                <w:rFonts w:cs="Times New Roman"/>
-              </w:rPr>
-              <w:t>P</w:t>
-            </w:r>
-            <w:r>
-              <w:rPr>
-                <w:rFonts w:cs="Times New Roman"/>
-              </w:rPr>
-              <w:t xml:space="preserve">age </w:t>
-            </w:r>
-            <w:r>
-              <w:rPr>
-                <w:rFonts w:cs="Times New Roman"/>
-              </w:rPr>
-              <w:t>T</w:t>
-            </w:r>
-            <w:r>
-              <w:rPr>
-                <w:rFonts w:cs="Times New Roman"/>
-              </w:rPr>
-              <w:t xml:space="preserve">able </w:t>
-            </w:r>
-            <w:r>
-              <w:rPr>
-                <w:rFonts w:cs="Times New Roman"/>
-              </w:rPr>
-              <w:t>W</w:t>
-            </w:r>
-            <w:r>
-              <w:rPr>
-                <w:rFonts w:cs="Times New Roman"/>
-              </w:rPr>
-              <w:t>alker), hỗ trợ chuyển đổi địa chỉ ảo sang địa chỉ vật lý; (iv) thiết kế bộ điều khiển giao tiếp bus và bộ điều khiển truy cập bộ nhớ trực tiếp (DMA) phục vụ trao đổi dữ liệu giữa các lõi, cache, bộ nhớ chính và thiết bị lưu trữ ngoài.</w:t>
-            </w:r>
-          </w:p>
-          <w:p>
-            <w:pPr>
-              <w:spacing w:after="100" w:line="300" w:lineRule="auto"/>
+              <w:t>Mục tiêu 1 - Kiến trúc CPU 4 lõi tích hợp bộ nhớ cache: IP cache L1 (riêng)/L2 (dùng chung); bộ điều khiển cache (set-associative + MESI); MMU (TLB + PTW) cho từng lõi; bộ điều khiển bus (AHB interconnect, AXI4 system bus) và DMA.</w:t>
+            </w:r>
+          </w:p>
+          <w:p>
+            <w:pPr>
+              <w:spacing w:after="60" w:line="260" w:lineRule="auto"/>
               <w:ind w:firstLine="284"/>
               <w:jc w:val="both"/>
             </w:pPr>
@@ -803,7 +707,13 @@
               <w:rPr>
                 <w:rFonts w:cs="Times New Roman"/>
               </w:rPr>
-              <w:t>Mục tiêu 2 - Mô phỏng, đánh giá thiết kế và hiện thực trên FPGA: kiểm chứng chức năng của toàn bộ thiết kế bằng mô phỏng RTL, đánh giá tài nguyên phần cứng và năng lượng tiêu thụ khi tổng hợp bằng Vivado, và hiện thực, kiểm tra hoạt động thực tế trên kit FPGA với kịch bản kiểm tra phản ánh đúng cách một bộ xử lý (processor) thật hoạt động, đồng thời dùng làm cơ sở đánh giá hiệu năng/tốc độ xử lý của hệ thống quad-core (xem chi tiết ở Nội dung 4 và Demo dự kiến).</w:t>
+              <w:t>Mục tiêu 2 - Mô phỏng, đá</w:t>
+            </w:r>
+            <w:r>
+              <w:rPr>
+                <w:rFonts w:cs="Times New Roman"/>
+              </w:rPr>
+              <w:t>nh giá và hiện thực trên FPGA: kiểm chứng RTL, đánh giá tài nguyên/năng lượng, kiểm tra thực tế trên kit FPGA đúng luồng hoạt động của một processor thật.</w:t>
             </w:r>
           </w:p>
           <w:p>
@@ -852,7 +762,7 @@
           </w:p>
           <w:p>
             <w:pPr>
-              <w:spacing w:after="100" w:line="300" w:lineRule="auto"/>
+              <w:spacing w:after="60" w:line="260" w:lineRule="auto"/>
               <w:ind w:left="400" w:hanging="200"/>
               <w:jc w:val="both"/>
             </w:pPr>
@@ -860,31 +770,24 @@
               <w:rPr>
                 <w:rFonts w:cs="Times New Roman"/>
               </w:rPr>
-              <w:t xml:space="preserve">- Bước 1 - Khảo sát và nghiên cứu lý thuyết: khảo sát nhu cầu ứng dụng thực tế và các hướng nghiên cứu liên quan (đa lõi cho hệ thống điều khiển bay/hệ nhúng hiệu năng cao, đa lõi </w:t>
-            </w:r>
-            <w:r>
-              <w:rPr>
-                <w:rFonts w:cs="Times New Roman"/>
-              </w:rPr>
-              <w:lastRenderedPageBreak/>
-              <w:t xml:space="preserve">RISC-V), tổng hợp với các đề tài cùng hướng ở khoa và các công trình quốc tế liên quan; tìm hiểu kiến trúc tập lệnh RISC-V (RV32I, mở rộng M, A), nguyên lý tổ chức hệ thống đa lõi, chuẩn giao tiếp bus </w:t>
-            </w:r>
-            <w:r>
-              <w:rPr>
-                <w:rFonts w:cs="Times New Roman"/>
-              </w:rPr>
-              <w:t>AHB</w:t>
-            </w:r>
-            <w:r>
-              <w:rPr>
-                <w:rFonts w:cs="Times New Roman"/>
-              </w:rPr>
-              <w:t>, cache nhiều cấp, cơ chế duy trì tính nhất quán bộ nhớ đệm, nguyên lý hoạt động của bộ quản lý bộ nhớ (MMU/TLB, page table 2 cấp kiểu Sv32), bộ điều khiển DMA và giao tiếp với bộ nhớ ngoài dạng thẻ nhớ (SD card) qua chuẩn SPI.</w:t>
-            </w:r>
-          </w:p>
-          <w:p>
-            <w:pPr>
-              <w:spacing w:after="100" w:line="300" w:lineRule="auto"/>
+              <w:t>- Bước 1: khảo sát ứng dụng thực tế, RISC-V ISA, kiến trúc đa lõi</w:t>
+            </w:r>
+            <w:r>
+              <w:rPr>
+                <w:rFonts w:cs="Times New Roman"/>
+              </w:rPr>
+              <w:t xml:space="preserve">, </w:t>
+            </w:r>
+            <w:r>
+              <w:rPr>
+                <w:rFonts w:cs="Times New Roman"/>
+              </w:rPr>
+              <w:t>cache/coherence/MMU/DMA.</w:t>
+            </w:r>
+          </w:p>
+          <w:p>
+            <w:pPr>
+              <w:spacing w:after="60" w:line="260" w:lineRule="auto"/>
               <w:ind w:left="400" w:hanging="200"/>
               <w:jc w:val="both"/>
             </w:pPr>
@@ -892,12 +795,12 @@
               <w:rPr>
                 <w:rFonts w:cs="Times New Roman"/>
               </w:rPr>
-              <w:t>- Bước 2 - Thiết kế và hiện thực lõi đơn: hiện thực lõi RV32IMA theo kiến trúc pipeline 5 tầng bằng SystemVerilog, kết nối với cache L1 riêng, bộ điều khiển cache set-associative và bộ quản lý bộ nhớ (MMU/TLB) cho lõi đơn; kiểm chứng bằng testbench SystemVerilog mô phỏng trên Vivado xsim, đối chiếu kết quả thực thi lệnh với mô hình tập lệnh tham chiếu (Spike).</w:t>
-            </w:r>
-          </w:p>
-          <w:p>
-            <w:pPr>
-              <w:spacing w:after="100" w:line="300" w:lineRule="auto"/>
+              <w:t>- Bước 2: hiện thực lõi đơn RV32IMA + cache L1 + MMU, kiểm chứng với Spike.</w:t>
+            </w:r>
+          </w:p>
+          <w:p>
+            <w:pPr>
+              <w:spacing w:after="60" w:line="260" w:lineRule="auto"/>
               <w:ind w:left="400" w:hanging="200"/>
               <w:jc w:val="both"/>
             </w:pPr>
@@ -905,24 +808,18 @@
               <w:rPr>
                 <w:rFonts w:cs="Times New Roman"/>
               </w:rPr>
-              <w:t xml:space="preserve">- Bước 3 - Mở rộng thành hệ thống 4 lõi: nhân bản lõi đơn thành 4 lõi, thiết kế interconnect </w:t>
-            </w:r>
-            <w:r>
-              <w:rPr>
-                <w:rFonts w:cs="Times New Roman"/>
-              </w:rPr>
-              <w:t>AHB</w:t>
-            </w:r>
-            <w:r>
-              <w:rPr>
-                <w:rFonts w:cs="Times New Roman"/>
-              </w:rPr>
-              <w:t xml:space="preserve"> và cache L2 dùng chung, hiện thực cơ chế coherence và MMU riêng cho từng lõi, thiết kế bộ điều khiển DMA và bộ điều khiển giao tiếp thẻ SD qua SPI phục vụ nạp chương trình từ bộ nhớ ngoài lên DRAM; kiểm chứng bằng các kịch bản mô phỏng truy cập bộ nhớ dùng chung và dữ liệu chia sẻ giữa các lõi.</w:t>
-            </w:r>
-          </w:p>
-          <w:p>
-            <w:pPr>
-              <w:spacing w:after="100" w:line="300" w:lineRule="auto"/>
+              <w:t xml:space="preserve">- Bước 3: mở </w:t>
+            </w:r>
+            <w:r>
+              <w:rPr>
+                <w:rFonts w:cs="Times New Roman"/>
+              </w:rPr>
+              <w:t>rộng 4 lõi, AHB/AXI4, cache L2, MESI, DMA, giao tiếp SD/SPI.</w:t>
+            </w:r>
+          </w:p>
+          <w:p>
+            <w:pPr>
+              <w:spacing w:after="60" w:line="260" w:lineRule="auto"/>
               <w:ind w:left="400" w:hanging="200"/>
               <w:jc w:val="both"/>
             </w:pPr>
@@ -930,7 +827,7 @@
               <w:rPr>
                 <w:rFonts w:cs="Times New Roman"/>
               </w:rPr>
-              <w:t>- Bước 4 - Đánh giá và hoàn thiện: tổng hợp thiết kế bằng công cụ Vivado để đánh giá tài nguyên phần cứng và năng lượng tiêu thụ; xây dựng kịch bản kiểm tra tự động trên FPGA theo đúng luồng hoạt động của một processor thật (đọc chương trình từ thẻ SD, nạp lên DRAM, thực thi, ghi output ngược lại thẻ SD - xem Nội dung 4); xây dựng môi trường verification bằng UVM cho các IP cache/coherence trọng yếu; tổng hợp kết quả và viết báo cáo khóa luận.</w:t>
+              <w:t>- Bước 4: tổng hợp Vivado, kiểm tra tự động trên FPGA, UVM cho cache/coherence, viết báo cáo.</w:t>
             </w:r>
           </w:p>
           <w:p>
@@ -993,7 +890,7 @@
           </w:p>
           <w:p>
             <w:pPr>
-              <w:spacing w:after="100" w:line="300" w:lineRule="auto"/>
+              <w:spacing w:after="60" w:line="260" w:lineRule="auto"/>
               <w:ind w:left="400" w:hanging="200"/>
               <w:jc w:val="both"/>
             </w:pPr>
@@ -1001,32 +898,7 @@
               <w:rPr>
                 <w:rFonts w:cs="Times New Roman"/>
               </w:rPr>
-              <w:t>- Tìm hiểu kiến trúc tập lệnh RISC-V, đặc biệt là tập lệnh cơ sở RV32I và các mở rộng M (nhân/chia), A (thao tác nguyên tử).</w:t>
-            </w:r>
-          </w:p>
-          <w:p>
-            <w:pPr>
-              <w:spacing w:after="100" w:line="300" w:lineRule="auto"/>
-              <w:ind w:left="400" w:hanging="200"/>
-              <w:jc w:val="both"/>
-            </w:pPr>
-            <w:r>
-              <w:rPr>
-                <w:rFonts w:cs="Times New Roman"/>
-              </w:rPr>
-              <w:t xml:space="preserve">- Tìm hiểu nguyên lý tổ chức hệ thống đa lõi: chuẩn giao tiếp bus </w:t>
-            </w:r>
-            <w:r>
-              <w:rPr>
-                <w:rFonts w:cs="Times New Roman"/>
-              </w:rPr>
-              <w:t>AHB</w:t>
-            </w:r>
-            <w:r>
-              <w:rPr>
-                <w:rFonts w:cs="Times New Roman"/>
-              </w:rPr>
-              <w:t>, tổ chức cache nhiều cấp (cache riêng L1, cache dùng chung L2), các cơ chế duy trì tính nhất quán bộ nhớ đệm (cache coherence) như MESI/MSI, snoop-invalidate, nguyên lý hoạt động của bộ quản lý bộ nhớ (MMU/TLB, page table 2 cấp kiểu Sv32), bộ điều khiển DMA, và cách một bộ xử lý thực tế nạp chương trình từ bộ nhớ ngoài (thẻ SD qua SPI) lên bộ nhớ chính để thực thi.</w:t>
+              <w:t>- RISC-V RV32I/M/A; tổ chức đa lõi; cache L1/L2, coherence; MMU/TLB; DMA; giao tiếp SD/SPI.</w:t>
             </w:r>
           </w:p>
           <w:p>
@@ -1040,70 +912,45 @@
                 <w:rFonts w:cs="Times New Roman"/>
                 <w:b/>
               </w:rPr>
+              <w:lastRenderedPageBreak/>
               <w:t>Phương pháp:</w:t>
             </w:r>
           </w:p>
           <w:p>
             <w:pPr>
+              <w:spacing w:after="60" w:line="260" w:lineRule="auto"/>
+              <w:ind w:left="400" w:hanging="200"/>
+              <w:jc w:val="both"/>
+            </w:pPr>
+            <w:r>
+              <w:rPr>
+                <w:rFonts w:cs="Times New Roman"/>
+              </w:rPr>
+              <w:t>- Khảo sát ứng dụng thực tế, tài liệu RISC-V, các công trình liên quan [1]-[5]; phân tích lựa chọn kiến trúc.</w:t>
+            </w:r>
+          </w:p>
+          <w:p>
+            <w:pPr>
+              <w:spacing w:after="60" w:line="260" w:lineRule="auto"/>
+              <w:jc w:val="both"/>
+            </w:pPr>
+            <w:r>
+              <w:rPr>
+                <w:rFonts w:cs="Times New Roman"/>
+              </w:rPr>
+              <w:t>Kết quả dự kiến: nắm vững cơ sở lý thuyết, làm nền cho thiết kế chi tiết.</w:t>
+            </w:r>
+          </w:p>
+          <w:p>
+            <w:pPr>
               <w:spacing w:after="100" w:line="300" w:lineRule="auto"/>
-              <w:ind w:left="400" w:hanging="200"/>
-              <w:jc w:val="both"/>
-            </w:pPr>
-            <w:r>
-              <w:rPr>
-                <w:rFonts w:cs="Times New Roman"/>
-              </w:rPr>
-              <w:t xml:space="preserve">- Khảo sát nhu cầu ứng dụng thực tế cần bộ xử lý đa lõi (hệ thống Flight Control của UAV), các hướng nghiên cứu đa lõi liên quan, tài liệu đặc tả RISC-V ISA, chuẩn giao tiếp </w:t>
-            </w:r>
-            <w:r>
-              <w:rPr>
-                <w:rFonts w:cs="Times New Roman"/>
-              </w:rPr>
-              <w:t>AHB</w:t>
-            </w:r>
-            <w:r>
-              <w:rPr>
-                <w:rFonts w:cs="Times New Roman"/>
-              </w:rPr>
-              <w:t>, các bài báo khoa học và khóa luận liên quan đến bộ xử lý RISC-V đa lõi; tổng hợp làm rõ khoảng trống nghiên cứu (xem Tổng quan đề tài và Tài liệu tham khảo).</w:t>
-            </w:r>
-          </w:p>
-          <w:p>
-            <w:pPr>
-              <w:spacing w:after="100" w:line="300" w:lineRule="auto"/>
-              <w:ind w:left="400" w:hanging="200"/>
-              <w:jc w:val="both"/>
-            </w:pPr>
-            <w:r>
-              <w:rPr>
-                <w:rFonts w:cs="Times New Roman"/>
-              </w:rPr>
-              <w:t>- Phân tích ưu, nhược điểm của các phương án tổ chức cache, coherence, quản lý bộ nhớ ảo và giao tiếp bộ nhớ ngoài đã khảo sát, từ đó lựa chọn kiến trúc phù hợp cho đề tài.</w:t>
-            </w:r>
-          </w:p>
-          <w:p>
-            <w:pPr>
-              <w:spacing w:after="100" w:line="300" w:lineRule="auto"/>
-              <w:jc w:val="both"/>
-            </w:pPr>
-            <w:r>
-              <w:rPr>
-                <w:rFonts w:cs="Times New Roman"/>
-              </w:rPr>
-              <w:t>Kết quả dự kiến: Nắm vững nguyên lý hoạt động của bộ xử lý RISC-V, tổ chức hệ thống đa lõi, cơ chế coherence, cơ chế quản lý bộ nhớ ảo và cơ chế nạp chương trình từ bộ nhớ ngoài, làm cơ sở cho việc thiết kế chi tiết ở các nội dung tiếp theo.</w:t>
-            </w:r>
-          </w:p>
-          <w:p>
-            <w:pPr>
-              <w:spacing w:after="100" w:line="300" w:lineRule="auto"/>
-              <w:jc w:val="both"/>
-            </w:pPr>
-            <w:r>
-              <w:rPr>
-                <w:rFonts w:cs="Times New Roman"/>
-                <w:b/>
-              </w:rPr>
-              <w:lastRenderedPageBreak/>
+              <w:jc w:val="both"/>
+            </w:pPr>
+            <w:r>
+              <w:rPr>
+                <w:rFonts w:cs="Times New Roman"/>
+                <w:b/>
+              </w:rPr>
               <w:t>Nội dung 2: Thiết kế và hiện thực lõi xử lý RV32IMA đơn với cache L1 riêng</w:t>
             </w:r>
           </w:p>
@@ -1123,7 +970,7 @@
           </w:p>
           <w:p>
             <w:pPr>
-              <w:spacing w:after="100" w:line="300" w:lineRule="auto"/>
+              <w:spacing w:after="60" w:line="260" w:lineRule="auto"/>
               <w:ind w:left="400" w:hanging="200"/>
               <w:jc w:val="both"/>
             </w:pPr>
@@ -1131,20 +978,7 @@
               <w:rPr>
                 <w:rFonts w:cs="Times New Roman"/>
               </w:rPr>
-              <w:t>- Thiết kế lõi xử lý RV32IMA theo kiến trúc pipeline 5 tầng (Fetch - Decode - Execute - Memory - Writeback), hỗ trợ tập lệnh cơ sở RV32I cùng mở rộng M và A.</w:t>
-            </w:r>
-          </w:p>
-          <w:p>
-            <w:pPr>
-              <w:spacing w:after="100" w:line="300" w:lineRule="auto"/>
-              <w:ind w:left="400" w:hanging="200"/>
-              <w:jc w:val="both"/>
-            </w:pPr>
-            <w:r>
-              <w:rPr>
-                <w:rFonts w:cs="Times New Roman"/>
-              </w:rPr>
-              <w:t>- Thiết kế cache L1 (lệnh/dữ liệu) riêng với bộ điều khiển cache theo thuật toán cấp phát/thay thế set-associative, bộ quản lý bộ nhớ (MMU) cho lõi đơn - gồm TLB 16-entry và bộ dò trang 2 cấp kiểu Sv32, chuyển đổi địa chỉ ảo sang địa chỉ vật lý trước khi truy cập cache/bộ nhớ - và khối giao tiếp giữa lõi xử lý với cache L1 cho một lõi đơn.</w:t>
+              <w:t>- Lõi RV32IMA pipeline 5 tầng; cache L1 set-associative; MMU (TLB 16-entry + PTW Sv32 2 cấp).</w:t>
             </w:r>
           </w:p>
           <w:p>
@@ -1163,7 +997,7 @@
           </w:p>
           <w:p>
             <w:pPr>
-              <w:spacing w:after="100" w:line="300" w:lineRule="auto"/>
+              <w:spacing w:after="60" w:line="260" w:lineRule="auto"/>
               <w:ind w:left="400" w:hanging="200"/>
               <w:jc w:val="both"/>
             </w:pPr>
@@ -1171,32 +1005,19 @@
               <w:rPr>
                 <w:rFonts w:cs="Times New Roman"/>
               </w:rPr>
-              <w:t>- Sử dụng ngôn ngữ SystemVerilog để hiện thực từng tầng pipeline, cache L1, bộ điều khiển cache và MMU.</w:t>
-            </w:r>
-          </w:p>
-          <w:p>
-            <w:pPr>
-              <w:spacing w:after="100" w:line="300" w:lineRule="auto"/>
-              <w:ind w:left="400" w:hanging="200"/>
-              <w:jc w:val="both"/>
-            </w:pPr>
-            <w:r>
-              <w:rPr>
-                <w:rFonts w:cs="Times New Roman"/>
-              </w:rPr>
-              <w:t>- Xây dựng testbench mô phỏng kiểm tra các nhóm lệnh RV32I, RV32M, RV32A và cơ chế chuyển đổi địa chỉ của MMU trên một lõi đơn, đối chiếu kết quả với mô hình tham chiếu (Spike) ở phạm vi thực thi lệnh (nội dung thanh ghi/bộ nhớ), chưa bao gồm hành vi CSR/trap/đặc quyền.</w:t>
-            </w:r>
-          </w:p>
-          <w:p>
-            <w:pPr>
-              <w:spacing w:after="100" w:line="300" w:lineRule="auto"/>
-              <w:jc w:val="both"/>
-            </w:pPr>
-            <w:r>
-              <w:rPr>
-                <w:rFonts w:cs="Times New Roman"/>
-              </w:rPr>
-              <w:t>Kết quả dự kiến: Lõi RV32IMA đơn hoạt động đúng chức năng ở cả ba nhóm lệnh I/M/A, với cache L1 riêng và MMU thực hiện đúng việc chuyển đổi địa chỉ ảo sang vật lý, làm nền tảng ổn định để mở rộng lên hệ thống nhiều lõi.</w:t>
+              <w:t>- SystemVerilog; testbench đối chiếu Spike (phạm vi thực thi lệnh I/M/A).</w:t>
+            </w:r>
+          </w:p>
+          <w:p>
+            <w:pPr>
+              <w:spacing w:after="60" w:line="260" w:lineRule="auto"/>
+              <w:jc w:val="both"/>
+            </w:pPr>
+            <w:r>
+              <w:rPr>
+                <w:rFonts w:cs="Times New Roman"/>
+              </w:rPr>
+              <w:t>Kết quả dự kiến: lõi đơn hoạt động đúng I/M/A; cache L1 và MMU dịch địa chỉ đúng.</w:t>
             </w:r>
           </w:p>
           <w:p>
@@ -1242,7 +1063,7 @@
           </w:p>
           <w:p>
             <w:pPr>
-              <w:spacing w:after="100" w:line="300" w:lineRule="auto"/>
+              <w:spacing w:after="60" w:line="260" w:lineRule="auto"/>
               <w:ind w:left="400" w:hanging="200"/>
               <w:jc w:val="both"/>
             </w:pPr>
@@ -1250,35 +1071,13 @@
               <w:rPr>
                 <w:rFonts w:cs="Times New Roman"/>
               </w:rPr>
-              <w:t xml:space="preserve">- Mở rộng thiết kế lõi đơn thành hệ thống 4 lõi RV32IMA, mỗi lõi có cache L1 riêng và MMU riêng (mỗi lõi một bộ quản lý bộ nhớ độc lập), cùng chia sẻ một cache L2 thông qua interconnect chuẩn </w:t>
-            </w:r>
-            <w:r>
-              <w:rPr>
-                <w:rFonts w:cs="Times New Roman"/>
-              </w:rPr>
-              <w:t>AHB</w:t>
-            </w:r>
-            <w:r>
-              <w:rPr>
-                <w:rFonts w:cs="Times New Roman"/>
-              </w:rPr>
-              <w:t>, cùng bộ điều khiển DMA phục vụ trao đổi dữ liệu giữa các lõi, cache L2, bộ nhớ chính và thiết bị lưu trữ ngoài.</w:t>
-            </w:r>
-          </w:p>
-          <w:p>
-            <w:pPr>
-              <w:spacing w:after="100" w:line="300" w:lineRule="auto"/>
-              <w:ind w:left="400" w:hanging="200"/>
-              <w:jc w:val="both"/>
-            </w:pPr>
-            <w:r>
-              <w:rPr>
-                <w:rFonts w:cs="Times New Roman"/>
-              </w:rPr>
-              <w:t xml:space="preserve">- </w:t>
-            </w:r>
-            <w:r>
-              <w:t>Hiện thực cơ chế duy trì tính nhất quán bộ nhớ đệm giữa bốn lõi theo giao thức MESI, bao gồm quản lý trạng thái dòng cache, điều phối quyền ghi độc quyền và xử lý các truy cập đọc/ghi dữ liệu chia sẻ giữa các lõi.</w:t>
+              <w:t xml:space="preserve">- Nhân 4 lõi, mỗi lõi cache L1 + MMU riêng; AHB interconnect </w:t>
+            </w:r>
+            <w:r>
+              <w:rPr>
+                <w:rFonts w:cs="Times New Roman"/>
+              </w:rPr>
+              <w:t>+ cache L2 dùng chung; MESI 4 trạng thái; DMA.</w:t>
             </w:r>
           </w:p>
           <w:p>
@@ -1297,7 +1096,7 @@
           </w:p>
           <w:p>
             <w:pPr>
-              <w:spacing w:after="100" w:line="300" w:lineRule="auto"/>
+              <w:spacing w:after="60" w:line="260" w:lineRule="auto"/>
               <w:ind w:left="400" w:hanging="200"/>
               <w:jc w:val="both"/>
             </w:pPr>
@@ -1305,44 +1104,19 @@
               <w:rPr>
                 <w:rFonts w:cs="Times New Roman"/>
               </w:rPr>
-              <w:t xml:space="preserve">- Thiết kế khối phân xử truy cập bộ nhớ dùng chung (arbiter/interconnect </w:t>
-            </w:r>
-            <w:r>
-              <w:rPr>
-                <w:rFonts w:cs="Times New Roman"/>
-              </w:rPr>
-              <w:t>AHB</w:t>
-            </w:r>
-            <w:r>
-              <w:rPr>
-                <w:rFonts w:cs="Times New Roman"/>
-              </w:rPr>
-              <w:t>), khối quản lý coherence (coherence manager) và bộ điều khiển DMA.</w:t>
-            </w:r>
-          </w:p>
-          <w:p>
-            <w:pPr>
-              <w:spacing w:after="100" w:line="300" w:lineRule="auto"/>
-              <w:ind w:left="400" w:hanging="200"/>
-              <w:jc w:val="both"/>
-            </w:pPr>
-            <w:r>
-              <w:rPr>
-                <w:rFonts w:cs="Times New Roman"/>
-              </w:rPr>
-              <w:t>- Xây dựng testbench mô phỏng các kịch bản producer/consumer và truy cập đồng thời giữa các lõi để kiểm chứng tính đúng đắn của dữ liệu chia sẻ.</w:t>
-            </w:r>
-          </w:p>
-          <w:p>
-            <w:pPr>
-              <w:spacing w:after="100" w:line="300" w:lineRule="auto"/>
-              <w:jc w:val="both"/>
-            </w:pPr>
-            <w:r>
-              <w:rPr>
-                <w:rFonts w:cs="Times New Roman"/>
-              </w:rPr>
-              <w:t>Kết quả dự kiến: Hệ thống 4 lõi hoạt động ổn định trong mô phỏng, dữ liệu chia sẻ giữa các lõi luôn nhất quán, không xảy ra tình trạng đọc/ghi sai dữ liệu do cache cũ.</w:t>
+              <w:t>- Arbiter AHB, coherence manager; testbench producer/consumer.</w:t>
+            </w:r>
+          </w:p>
+          <w:p>
+            <w:pPr>
+              <w:spacing w:after="60" w:line="260" w:lineRule="auto"/>
+              <w:jc w:val="both"/>
+            </w:pPr>
+            <w:r>
+              <w:rPr>
+                <w:rFonts w:cs="Times New Roman"/>
+              </w:rPr>
+              <w:t>Kết quả dự kiến: 4 lõi hoạt động ổn định, dữ liệu chia sẻ nhất quán.</w:t>
             </w:r>
           </w:p>
           <w:p>
@@ -1374,7 +1148,7 @@
           </w:p>
           <w:p>
             <w:pPr>
-              <w:spacing w:after="100" w:line="300" w:lineRule="auto"/>
+              <w:spacing w:after="60" w:line="260" w:lineRule="auto"/>
               <w:ind w:left="400" w:hanging="200"/>
               <w:jc w:val="both"/>
             </w:pPr>
@@ -1382,51 +1156,7 @@
               <w:rPr>
                 <w:rFonts w:cs="Times New Roman"/>
               </w:rPr>
-              <w:t>- Đánh giá độ chính xác chức năng, tài nguyên phần cứng sử dụng (LUT, FF, BRAM,...) và năng lượng tiêu thụ ước tính của thiết kế khi tổng hợp bằng Vivado.</w:t>
-            </w:r>
-          </w:p>
-          <w:p>
-            <w:pPr>
-              <w:spacing w:after="100" w:line="300" w:lineRule="auto"/>
-              <w:ind w:left="400" w:hanging="200"/>
-              <w:jc w:val="both"/>
-            </w:pPr>
-            <w:r>
-              <w:rPr>
-                <w:rFonts w:cs="Times New Roman"/>
-              </w:rPr>
-              <w:t xml:space="preserve">- Xây dựng kịch bản kiểm tra theo 3 mức: (i) mô phỏng mức waveform (waveform-level </w:t>
-            </w:r>
-            <w:r>
-              <w:rPr>
-                <w:rFonts w:cs="Times New Roman"/>
-              </w:rPr>
-              <w:lastRenderedPageBreak/>
-              <w:t>simulation) chứng minh đúng chức năng logic - mức tối thiểu bắt buộc; (ii)</w:t>
-            </w:r>
-            <w:r>
-              <w:rPr>
-                <w:rFonts w:cs="Times New Roman"/>
-              </w:rPr>
-              <w:t xml:space="preserve"> </w:t>
-            </w:r>
-            <w:r>
-              <w:rPr>
-                <w:rFonts w:cs="Times New Roman"/>
-              </w:rPr>
-              <w:t>kiểm chứng bằng UVM</w:t>
-            </w:r>
-            <w:r>
-              <w:rPr>
-                <w:rFonts w:cs="Times New Roman"/>
-              </w:rPr>
-              <w:t xml:space="preserve"> </w:t>
-            </w:r>
-            <w:r>
-              <w:rPr>
-                <w:rFonts w:cs="Times New Roman"/>
-              </w:rPr>
-              <w:t>để đánh giá thiết kế/IP bài bản hơn trước khi tổng hợp; (iii) kiểm tra mức phần cứng (hardware-level) trên FPGA - bắt buộc phải tổng hợp chạy được thật trên board, với kịch bản đánh giá tự động, không thao tác thủ công.</w:t>
+              <w:t>- Đánh giá tài nguyên/năng lượng (Vivado); kiểm tra 3 mức: waveform (bắt buộc), UVM (khuyến khích), FPGA (bắt buộc, tự động).</w:t>
             </w:r>
           </w:p>
           <w:p>
@@ -1445,7 +1175,51 @@
           </w:p>
           <w:p>
             <w:pPr>
+              <w:spacing w:after="60" w:line="260" w:lineRule="auto"/>
+              <w:ind w:left="400" w:hanging="200"/>
+              <w:jc w:val="both"/>
+            </w:pPr>
+            <w:r>
+              <w:rPr>
+                <w:rFonts w:cs="Times New Roman"/>
+              </w:rPr>
+              <w:t xml:space="preserve">- Giao tiếp SD/SPI (IP Vivado) qua DMA: nạp chương trình SD-DRAM, thực thi, ghi ngược SD; tổng hợp Vivado, nạp </w:t>
+            </w:r>
+            <w:r>
+              <w:rPr>
+                <w:rFonts w:cs="Times New Roman"/>
+              </w:rPr>
+              <w:t>kit AMD Virtex UltraScale+ VCU129, đo hiệu năng quad-core.</w:t>
+            </w:r>
+          </w:p>
+          <w:p>
+            <w:pPr>
+              <w:spacing w:after="60" w:line="260" w:lineRule="auto"/>
+              <w:jc w:val="both"/>
+            </w:pPr>
+            <w:r>
+              <w:rPr>
+                <w:rFonts w:cs="Times New Roman"/>
+              </w:rPr>
+              <w:t>Kết quả dự kiến: hệ thống đúng chức năng ở cả 3 mức, có số liệu đánh giá và kịch bản FPGA thực tế.</w:t>
+            </w:r>
+          </w:p>
+          <w:p>
+            <w:pPr>
               <w:spacing w:after="100" w:line="300" w:lineRule="auto"/>
+              <w:jc w:val="both"/>
+            </w:pPr>
+            <w:r>
+              <w:rPr>
+                <w:rFonts w:cs="Times New Roman"/>
+                <w:b/>
+              </w:rPr>
+              <w:t>Giới hạn đề tài:</w:t>
+            </w:r>
+          </w:p>
+          <w:p>
+            <w:pPr>
+              <w:spacing w:after="60" w:line="260" w:lineRule="auto"/>
               <w:ind w:left="400" w:hanging="200"/>
               <w:jc w:val="both"/>
             </w:pPr>
@@ -1453,12 +1227,44 @@
               <w:rPr>
                 <w:rFonts w:cs="Times New Roman"/>
               </w:rPr>
-              <w:t>- Thiết kế và tích hợp giao tiếp với bộ nhớ ngoài dạng thẻ nhớ (SD card) qua chuẩn SPI, sử dụng IP có sẵn của Vivado để đảm bảo tiến độ, làm kịch bản kiểm tra trên FPGA đúng theo luồng hoạt động của một processor thật, đồng thời dùng làm bước đánh giá hiệu năng/tốc độ của hệ thống quad-core ở giai đoạn kiểm tra cuối cùng: (1) CPU đọc chương trình từ thẻ SD, (2) nạp lên bộ nhớ chính (DRAM) qua bộ điều khiển DMA, (3) CPU thực thi chương trình từ bộ nhớ chính, và (4) khi kết thúc, ghi kết quả xử lý ngược lại thẻ SD - không nạp sẵn chương trình vào BlockRAM của FPGA rồi chạy trực tiếp từ đó.</w:t>
+              <w:t>- Không mở rộng F/D, C. MMU: Sv32 2 cấp, TLB 16-entry/lõi, không superpage, không</w:t>
+            </w:r>
+            <w:r>
+              <w:rPr>
+                <w:rFonts w:cs="Times New Roman"/>
+              </w:rPr>
+              <w:t xml:space="preserve"> tự cập nhật A/D, không phân quyền M/S/U. Đối chiếu Spike chỉ ở phạm vi thực thi lệnh I/M/A.</w:t>
+            </w:r>
+          </w:p>
+          <w:p>
+            <w:pPr>
+              <w:spacing w:after="60" w:line="260" w:lineRule="auto"/>
+              <w:ind w:left="400" w:hanging="200"/>
+              <w:jc w:val="both"/>
+            </w:pPr>
+            <w:r>
+              <w:rPr>
+                <w:rFonts w:cs="Times New Roman"/>
+              </w:rPr>
+              <w:t>- Giới hạn 4 lõi; coherence đánh giá trong phạm vi mô phỏng RTL và FPGA; UVM mang tính khuyến khích.</w:t>
             </w:r>
           </w:p>
           <w:p>
             <w:pPr>
               <w:spacing w:after="100" w:line="300" w:lineRule="auto"/>
+              <w:jc w:val="both"/>
+            </w:pPr>
+            <w:r>
+              <w:rPr>
+                <w:rFonts w:cs="Times New Roman"/>
+                <w:b/>
+              </w:rPr>
+              <w:t>Demo dự kiến:</w:t>
+            </w:r>
+          </w:p>
+          <w:p>
+            <w:pPr>
+              <w:spacing w:after="60" w:line="260" w:lineRule="auto"/>
               <w:ind w:left="400" w:hanging="200"/>
               <w:jc w:val="both"/>
             </w:pPr>
@@ -1466,37 +1272,18 @@
               <w:rPr>
                 <w:rFonts w:cs="Times New Roman"/>
               </w:rPr>
-              <w:t>- Sử dụng công cụ tổng hợp của Vivado để đánh giá tài nguyên sử dụng và ước lượng năng lượng tiêu thụ; nạp thiết kế lên kit AMD Virtex™ UltraScale+™ 56G PAM4 VCU129 FPGA Evaluation Kit để chạy kịch bản kiểm tra tự động theo luồng thẻ SD - DRAM - CPU đã nêu ở trên, đồng thời đo đạc hiệu năng/tốc độ xử lý thực tế của hệ thống quad-core.</w:t>
-            </w:r>
-          </w:p>
-          <w:p>
-            <w:pPr>
-              <w:spacing w:after="100" w:line="300" w:lineRule="auto"/>
-              <w:jc w:val="both"/>
-            </w:pPr>
-            <w:r>
-              <w:rPr>
-                <w:rFonts w:cs="Times New Roman"/>
-              </w:rPr>
-              <w:t>Kết quả dự kiến: Hệ thống bộ xử lý 4 lõi RV32IMA hoạt động đúng chức năng ở cả ba mức kiểm tra, đáp ứng yêu cầu về tài nguyên phần cứng hợp lý, có kịch bản kiểm tra trên FPGA phản ánh đúng cách một processor thật hoạt động cùng số liệu hiệu năng/tốc độ thực đo, và có đầy đủ số liệu đánh giá cùng báo cáo khóa luận hoàn chỉnh.</w:t>
-            </w:r>
-          </w:p>
-          <w:p>
-            <w:pPr>
-              <w:spacing w:after="100" w:line="300" w:lineRule="auto"/>
-              <w:jc w:val="both"/>
-            </w:pPr>
-            <w:r>
-              <w:rPr>
-                <w:rFonts w:cs="Times New Roman"/>
-                <w:b/>
-              </w:rPr>
-              <w:t>Giới hạn đề tài:</w:t>
-            </w:r>
-          </w:p>
-          <w:p>
-            <w:pPr>
-              <w:spacing w:after="100" w:line="300" w:lineRule="auto"/>
+              <w:t>- Demo bắt buộc (RTL): mô phỏng Vivado xsim, kịc</w:t>
+            </w:r>
+            <w:r>
+              <w:rPr>
+                <w:rFonts w:cs="Times New Roman"/>
+              </w:rPr>
+              <w:t>h bản tự động, log PASS/FAIL.</w:t>
+            </w:r>
+          </w:p>
+          <w:p>
+            <w:pPr>
+              <w:spacing w:after="60" w:line="260" w:lineRule="auto"/>
               <w:ind w:left="400" w:hanging="200"/>
               <w:jc w:val="both"/>
             </w:pPr>
@@ -1504,12 +1291,12 @@
               <w:rPr>
                 <w:rFonts w:cs="Times New Roman"/>
               </w:rPr>
-              <w:t>- Đề tài tập trung vào kiến trúc bộ xử lý và hệ thống bộ nhớ đệm nhiều lõi, không mở rộng sang mở rộng dấu chấm động (F/D) hay nén lệnh (C). Bộ quản lý bộ nhớ (MMU) được đưa vào phạm vi chính thức của đề tài, hỗ trợ mô hình phân trang 2 cấp kiểu Sv32 với TLB 16-entry cho mỗi lõi; MMU không hỗ trợ trang lớn (superpage), không tự động cập nhật phần cứng cho bit Accessed/Dirty, và không thực thi phân quyền truy cập theo chế độ đặc quyền (M/S/U) do thiết kế hiện chưa có CSR. Khi có lỗi chuyển đổi địa chỉ (page fault), thiết kế chặn/vô hiệu hóa truy cập tương ứng thay vì phát sinh ngoại lệ tới một bộ xử lý ngoại lệ, vì cơ chế trap/exception chưa nằm trong phạm vi đề tài. Việc đối chiếu với mô hình tham chiếu Spike giới hạn ở kết quả thực thi lệnh I/M/A, không bao gồm hành vi CSR/trap/đặc quyền.</w:t>
-            </w:r>
-          </w:p>
-          <w:p>
-            <w:pPr>
-              <w:spacing w:after="100" w:line="300" w:lineRule="auto"/>
+              <w:t>- UVM (khuyến khích): môi trường kiểm chứng cho cache/coherence.</w:t>
+            </w:r>
+          </w:p>
+          <w:p>
+            <w:pPr>
+              <w:spacing w:after="60" w:line="260" w:lineRule="auto"/>
               <w:ind w:left="400" w:hanging="200"/>
               <w:jc w:val="both"/>
             </w:pPr>
@@ -1517,66 +1304,7 @@
               <w:rPr>
                 <w:rFonts w:cs="Times New Roman"/>
               </w:rPr>
-              <w:t>- Số lượng lõi xử lý được giới hạn ở 4 lõi; cơ chế coherence được hiện thực và đánh giá trong phạm vi mô phỏng RTL và tổng hợp trên FPGA, chưa xét đến bài toán mở rộng lên số lượng lõi lớn hơn hoặc hệ điều hành đa nhiệm đầy đủ. Việc kiểm chứng bằng UVM được triển khai cho các IP cache/coherence trọng yếu, bổ sung cho mô phỏng waveform-level, không thay thế yêu cầu bắt buộc về mô phỏng RTL và kiểm tra trên FPGA.</w:t>
-            </w:r>
-          </w:p>
-          <w:p>
-            <w:pPr>
-              <w:spacing w:after="100" w:line="300" w:lineRule="auto"/>
-              <w:jc w:val="both"/>
-            </w:pPr>
-            <w:r>
-              <w:rPr>
-                <w:rFonts w:cs="Times New Roman"/>
-                <w:b/>
-              </w:rPr>
-              <w:t>Demo dự kiến:</w:t>
-            </w:r>
-          </w:p>
-          <w:p>
-            <w:pPr>
-              <w:spacing w:after="100" w:line="300" w:lineRule="auto"/>
-              <w:ind w:left="400" w:hanging="200"/>
-              <w:jc w:val="both"/>
-            </w:pPr>
-            <w:r>
-              <w:rPr>
-                <w:rFonts w:cs="Times New Roman"/>
-              </w:rPr>
-              <w:t>- Demo bắt buộc (mô phỏng RTL): chạy mô phỏng RTL toàn hệ thống 4 lõi trên Vivado xsim với testbench SystemVerilog, có kịch bản kiểm tra tự động và log kết quả PASS/FAIL cho từng kịch bản (tính toán độc lập trên từng lõi, chia sẻ dữ liệu và đồng bộ hóa giữa các lõi thông qua cơ chế coherence, chuyển đổi địa chỉ qua MMU).</w:t>
-            </w:r>
-          </w:p>
-          <w:p>
-            <w:pPr>
-              <w:spacing w:after="100" w:line="300" w:lineRule="auto"/>
-              <w:ind w:left="400" w:hanging="200"/>
-              <w:jc w:val="both"/>
-            </w:pPr>
-            <w:r>
-              <w:rPr>
-                <w:rFonts w:cs="Times New Roman"/>
-              </w:rPr>
-              <w:t xml:space="preserve">- Verification bằng UVM: xây dựng môi trường kiểm chứng UVM (testbench, sequence, </w:t>
-            </w:r>
-            <w:r>
-              <w:rPr>
-                <w:rFonts w:cs="Times New Roman"/>
-              </w:rPr>
-              <w:lastRenderedPageBreak/>
-              <w:t>scoreboard, coverage) cho các IP trọng yếu - cache controller (L1/L2) và coherence manager - trước khi tổng hợp, thực hiện song song với giai đoạn thiết kế 4 lõi (xem Kế hoạch thực hiện).</w:t>
-            </w:r>
-          </w:p>
-          <w:p>
-            <w:pPr>
-              <w:spacing w:after="100" w:line="300" w:lineRule="auto"/>
-              <w:ind w:left="400" w:hanging="200"/>
-              <w:jc w:val="both"/>
-            </w:pPr>
-            <w:r>
-              <w:rPr>
-                <w:rFonts w:cs="Times New Roman"/>
-              </w:rPr>
-              <w:t>- Demo bắt buộc (phần cứng FPGA): tổng hợp thiết kế và nạp lên kit AMD Virtex™ UltraScale+™ 56G PAM4 VCU129 FPGA Evaluation Kit để chạy thử nghiệm thực tế hệ thống 4 lõi, với chương trình được đọc từ thẻ SD qua giao tiếp SPI (dùng IP có sẵn của Vivado), nạp lên DRAM qua DMA rồi mới thực thi, và kết quả xử lý được ghi ngược lại thẻ SD khi hoàn tất - có kịch bản đánh giá tự động, đồng thời đo đạc hiệu năng/tốc độ xử lý thực tế của hệ thống quad-core, quan sát trạng thái qua giao tiếp UART hoặc LED/GPIO trên kit.</w:t>
+              <w:t>- Demo bắt buộc (FPGA): kit AMD Virtex UltraScale+ VCU129; chương trình đọc từ SD qua DMA, thực thi, ghi ngược SD; đo hiệu năng quad-core.</w:t>
             </w:r>
           </w:p>
         </w:tc>
@@ -1612,7 +1340,7 @@
           </w:p>
           <w:p>
             <w:pPr>
-              <w:spacing w:after="100" w:line="300" w:lineRule="auto"/>
+              <w:spacing w:after="60" w:line="260" w:lineRule="auto"/>
               <w:ind w:left="400" w:hanging="200"/>
               <w:jc w:val="both"/>
             </w:pPr>
@@ -1620,12 +1348,12 @@
               <w:rPr>
                 <w:rFonts w:cs="Times New Roman"/>
               </w:rPr>
-              <w:t>- Võ Lê Phước Lâm - 23520838: phụ trách chính thiết kế và hiện thực lõi xử lý RV32IMA (pipeline 5 tầng, tập lệnh RV32I/M/A), cache L1 riêng cho từng lõi, bộ điều khiển cache set-associative, bộ quản lý bộ nhớ (MMU/TLB) cho từng lõi, và giao tiếp thẻ SD/SPI (dùng IP Vivado) cùng kịch bản kiểm tra tự động trên FPGA; đồng thời xây dựng môi trường UVM cho khối cache L1 và MMU.</w:t>
-            </w:r>
-          </w:p>
-          <w:p>
-            <w:pPr>
-              <w:spacing w:after="100" w:line="300" w:lineRule="auto"/>
+              <w:t>- Võ Lê Phước Lâm: lõi RV32IMA, cache L1, MMU/TLB, giao tiếp SD/SPI.</w:t>
+            </w:r>
+          </w:p>
+          <w:p>
+            <w:pPr>
+              <w:spacing w:after="60" w:line="260" w:lineRule="auto"/>
               <w:ind w:left="400" w:hanging="200"/>
               <w:jc w:val="both"/>
             </w:pPr>
@@ -1633,35 +1361,20 @@
               <w:rPr>
                 <w:rFonts w:cs="Times New Roman"/>
               </w:rPr>
-              <w:t>- Vũ Thành Lam - 23520840: phụ trách chính thiết kế interconnect AHB và AXI</w:t>
-            </w:r>
-            <w:r>
-              <w:rPr>
-                <w:rFonts w:cs="Times New Roman"/>
-              </w:rPr>
-              <w:t>4</w:t>
-            </w:r>
-            <w:r>
-              <w:rPr>
-                <w:rFonts w:cs="Times New Roman"/>
-              </w:rPr>
-              <w:t xml:space="preserve"> system bus, cache L2 dùng chung, cơ chế duy trì tính nhất quán bộ nhớ đệm (cache coherence) giữa các lõi, hỗ trợ phần MMU/TLB, và bộ điều khiển DMA (khối được giảng viên hướng dẫn nhấn mạnh là trọng tâm của đề tài); đồng thời xây dựng môi trường UVM cho khối cache L2 và coherence manager.</w:t>
-            </w:r>
-          </w:p>
-          <w:p>
-            <w:pPr>
-              <w:spacing w:after="100" w:line="300" w:lineRule="auto"/>
+              <w:t>- Vũ Thành Lam: interconnect AHB/AXI4, cache L2, MESI, DMA (trọng tâm theo yêu cầu GVHD).</w:t>
+            </w:r>
+          </w:p>
+          <w:p>
+            <w:pPr>
+              <w:spacing w:after="60" w:line="260" w:lineRule="auto"/>
               <w:ind w:left="400" w:hanging="200"/>
               <w:jc w:val="both"/>
-              <w:rPr>
-                <w:rFonts w:cs="Times New Roman"/>
-              </w:rPr>
-            </w:pPr>
-            <w:r>
-              <w:rPr>
-                <w:rFonts w:cs="Times New Roman"/>
-              </w:rPr>
-              <w:t>- Cả hai sinh viên cùng phối hợp khảo sát tài liệu tổng quan, xây dựng testbench, mô phỏng kiểm chứng (bao gồm MMU/TLB), tổng hợp đánh giá tài nguyên/hiệu năng, thực hiện demo và viết báo cáo khóa luận tốt nghiệp.</w:t>
+            </w:pPr>
+            <w:r>
+              <w:rPr>
+                <w:rFonts w:cs="Times New Roman"/>
+              </w:rPr>
+              <w:t>- Cả hai: testbench, tổng hợp, demo, báo cáo.</w:t>
             </w:r>
           </w:p>
           <w:tbl>
@@ -2570,2660 +2283,7 @@
           </w:tbl>
           <w:p>
             <w:pPr>
-              <w:spacing w:after="100" w:line="300" w:lineRule="auto"/>
-              <w:ind w:left="400" w:hanging="200"/>
-              <w:jc w:val="both"/>
-            </w:pPr>
-          </w:p>
-          <w:tbl>
-            <w:tblPr>
-              <w:tblW w:w="9135" w:type="dxa"/>
-              <w:tblBorders>
-                <w:top w:val="single" w:sz="4" w:space="0" w:color="auto"/>
-                <w:left w:val="single" w:sz="4" w:space="0" w:color="auto"/>
-                <w:bottom w:val="single" w:sz="4" w:space="0" w:color="auto"/>
-                <w:right w:val="single" w:sz="4" w:space="0" w:color="auto"/>
-                <w:insideH w:val="single" w:sz="4" w:space="0" w:color="auto"/>
-                <w:insideV w:val="single" w:sz="4" w:space="0" w:color="auto"/>
-              </w:tblBorders>
-              <w:tblLayout w:type="fixed"/>
-              <w:tblCellMar>
-                <w:left w:w="10" w:type="dxa"/>
-                <w:right w:w="10" w:type="dxa"/>
-              </w:tblCellMar>
-              <w:tblLook w:val="0000" w:firstRow="0" w:lastRow="0" w:firstColumn="0" w:lastColumn="0" w:noHBand="0" w:noVBand="0"/>
-            </w:tblPr>
-            <w:tblGrid>
-              <w:gridCol w:w="1300"/>
-              <w:gridCol w:w="3300"/>
-              <w:gridCol w:w="3300"/>
-              <w:gridCol w:w="1235"/>
-            </w:tblGrid>
-            <w:tr>
-              <w:trPr>
-                <w:tblHeader/>
-              </w:trPr>
-              <w:tc>
-                <w:tcPr>
-                  <w:tcW w:w="1300" w:type="dxa"/>
-                  <w:tcBorders>
-                    <w:top w:val="single" w:sz="4" w:space="0" w:color="000000"/>
-                    <w:left w:val="single" w:sz="4" w:space="0" w:color="000000"/>
-                    <w:bottom w:val="single" w:sz="4" w:space="0" w:color="000000"/>
-                    <w:right w:val="single" w:sz="4" w:space="0" w:color="000000"/>
-                  </w:tcBorders>
-                  <w:shd w:val="clear" w:color="auto" w:fill="FFFFFF"/>
-                  <w:tcMar>
-                    <w:top w:w="60" w:type="dxa"/>
-                    <w:left w:w="80" w:type="dxa"/>
-                    <w:bottom w:w="60" w:type="dxa"/>
-                    <w:right w:w="80" w:type="dxa"/>
-                  </w:tcMar>
-                  <w:vAlign w:val="center"/>
-                </w:tcPr>
-                <w:p>
-                  <w:pPr>
-                    <w:jc w:val="center"/>
-                  </w:pPr>
-                  <w:r>
-                    <w:rPr>
-                      <w:rFonts w:cs="Times New Roman"/>
-                      <w:b/>
-                      <w:bCs/>
-                      <w:sz w:val="20"/>
-                      <w:szCs w:val="20"/>
-                    </w:rPr>
-                    <w:t>Tuần</w:t>
-                  </w:r>
-                </w:p>
-              </w:tc>
-              <w:tc>
-                <w:tcPr>
-                  <w:tcW w:w="3300" w:type="dxa"/>
-                  <w:tcBorders>
-                    <w:top w:val="single" w:sz="4" w:space="0" w:color="000000"/>
-                    <w:left w:val="single" w:sz="4" w:space="0" w:color="000000"/>
-                    <w:bottom w:val="single" w:sz="4" w:space="0" w:color="000000"/>
-                    <w:right w:val="single" w:sz="4" w:space="0" w:color="000000"/>
-                  </w:tcBorders>
-                  <w:shd w:val="clear" w:color="auto" w:fill="FFFFFF"/>
-                  <w:tcMar>
-                    <w:top w:w="60" w:type="dxa"/>
-                    <w:left w:w="80" w:type="dxa"/>
-                    <w:bottom w:w="60" w:type="dxa"/>
-                    <w:right w:w="80" w:type="dxa"/>
-                  </w:tcMar>
-                  <w:vAlign w:val="center"/>
-                </w:tcPr>
-                <w:p>
-                  <w:pPr>
-                    <w:jc w:val="center"/>
-                  </w:pPr>
-                  <w:r>
-                    <w:rPr>
-                      <w:rFonts w:cs="Times New Roman"/>
-                      <w:b/>
-                      <w:bCs/>
-                      <w:sz w:val="20"/>
-                      <w:szCs w:val="20"/>
-                    </w:rPr>
-                    <w:t>Võ Lê Phước Lâm - 23520838</w:t>
-                  </w:r>
-                </w:p>
-              </w:tc>
-              <w:tc>
-                <w:tcPr>
-                  <w:tcW w:w="3300" w:type="dxa"/>
-                  <w:tcBorders>
-                    <w:top w:val="single" w:sz="4" w:space="0" w:color="000000"/>
-                    <w:left w:val="single" w:sz="4" w:space="0" w:color="000000"/>
-                    <w:bottom w:val="single" w:sz="4" w:space="0" w:color="000000"/>
-                    <w:right w:val="single" w:sz="4" w:space="0" w:color="000000"/>
-                  </w:tcBorders>
-                  <w:shd w:val="clear" w:color="auto" w:fill="FFFFFF"/>
-                  <w:tcMar>
-                    <w:top w:w="60" w:type="dxa"/>
-                    <w:left w:w="80" w:type="dxa"/>
-                    <w:bottom w:w="60" w:type="dxa"/>
-                    <w:right w:w="80" w:type="dxa"/>
-                  </w:tcMar>
-                  <w:vAlign w:val="center"/>
-                </w:tcPr>
-                <w:p>
-                  <w:pPr>
-                    <w:jc w:val="center"/>
-                  </w:pPr>
-                  <w:r>
-                    <w:rPr>
-                      <w:rFonts w:cs="Times New Roman"/>
-                      <w:b/>
-                      <w:bCs/>
-                      <w:sz w:val="20"/>
-                      <w:szCs w:val="20"/>
-                    </w:rPr>
-                    <w:t>Vũ Thành Lam - 23520840</w:t>
-                  </w:r>
-                </w:p>
-              </w:tc>
-              <w:tc>
-                <w:tcPr>
-                  <w:tcW w:w="1235" w:type="dxa"/>
-                  <w:tcBorders>
-                    <w:top w:val="single" w:sz="4" w:space="0" w:color="000000"/>
-                    <w:left w:val="single" w:sz="4" w:space="0" w:color="000000"/>
-                    <w:bottom w:val="single" w:sz="4" w:space="0" w:color="000000"/>
-                    <w:right w:val="single" w:sz="4" w:space="0" w:color="000000"/>
-                  </w:tcBorders>
-                  <w:shd w:val="clear" w:color="auto" w:fill="FFFFFF"/>
-                  <w:tcMar>
-                    <w:top w:w="60" w:type="dxa"/>
-                    <w:left w:w="80" w:type="dxa"/>
-                    <w:bottom w:w="60" w:type="dxa"/>
-                    <w:right w:w="80" w:type="dxa"/>
-                  </w:tcMar>
-                  <w:vAlign w:val="center"/>
-                </w:tcPr>
-                <w:p>
-                  <w:pPr>
-                    <w:jc w:val="center"/>
-                  </w:pPr>
-                  <w:r>
-                    <w:rPr>
-                      <w:rFonts w:cs="Times New Roman"/>
-                      <w:b/>
-                      <w:bCs/>
-                      <w:sz w:val="20"/>
-                      <w:szCs w:val="20"/>
-                    </w:rPr>
-                    <w:t>Mốc</w:t>
-                  </w:r>
-                </w:p>
-              </w:tc>
-            </w:tr>
-            <w:tr>
-              <w:tc>
-                <w:tcPr>
-                  <w:tcW w:w="1300" w:type="dxa"/>
-                  <w:tcBorders>
-                    <w:top w:val="single" w:sz="4" w:space="0" w:color="000000"/>
-                    <w:left w:val="single" w:sz="4" w:space="0" w:color="000000"/>
-                    <w:bottom w:val="single" w:sz="4" w:space="0" w:color="000000"/>
-                    <w:right w:val="single" w:sz="4" w:space="0" w:color="000000"/>
-                  </w:tcBorders>
-                  <w:tcMar>
-                    <w:top w:w="60" w:type="dxa"/>
-                    <w:left w:w="80" w:type="dxa"/>
-                    <w:bottom w:w="60" w:type="dxa"/>
-                    <w:right w:w="80" w:type="dxa"/>
-                  </w:tcMar>
-                  <w:vAlign w:val="center"/>
-                </w:tcPr>
-                <w:p>
-                  <w:pPr>
-                    <w:jc w:val="center"/>
-                  </w:pPr>
-                  <w:r>
-                    <w:rPr>
-                      <w:rFonts w:cs="Times New Roman"/>
-                      <w:sz w:val="20"/>
-                      <w:szCs w:val="20"/>
-                    </w:rPr>
-                    <w:t>Tuần 1 (07/09-13/09, đã hoàn thành)</w:t>
-                  </w:r>
-                </w:p>
-              </w:tc>
-              <w:tc>
-                <w:tcPr>
-                  <w:tcW w:w="3300" w:type="dxa"/>
-                  <w:tcBorders>
-                    <w:top w:val="single" w:sz="4" w:space="0" w:color="000000"/>
-                    <w:left w:val="single" w:sz="4" w:space="0" w:color="000000"/>
-                    <w:bottom w:val="single" w:sz="4" w:space="0" w:color="000000"/>
-                    <w:right w:val="single" w:sz="4" w:space="0" w:color="000000"/>
-                  </w:tcBorders>
-                  <w:tcMar>
-                    <w:top w:w="60" w:type="dxa"/>
-                    <w:left w:w="80" w:type="dxa"/>
-                    <w:bottom w:w="60" w:type="dxa"/>
-                    <w:right w:w="80" w:type="dxa"/>
-                  </w:tcMar>
-                  <w:vAlign w:val="center"/>
-                </w:tcPr>
-                <w:p>
-                  <w:r>
-                    <w:rPr>
-                      <w:rFonts w:cs="Times New Roman"/>
-                      <w:sz w:val="20"/>
-                      <w:szCs w:val="20"/>
-                    </w:rPr>
-                    <w:t>Hoàn thiện đề cương chi tiết</w:t>
-                  </w:r>
-                  <w:r>
-                    <w:rPr>
-                      <w:rFonts w:cs="Times New Roman"/>
-                      <w:sz w:val="20"/>
-                      <w:szCs w:val="20"/>
-                    </w:rPr>
-                    <w:t xml:space="preserve"> và kiến trúc tổng thể</w:t>
-                  </w:r>
-                  <w:r>
-                    <w:rPr>
-                      <w:rFonts w:cs="Times New Roman"/>
-                      <w:sz w:val="20"/>
-                      <w:szCs w:val="20"/>
-                    </w:rPr>
-                    <w:t>.</w:t>
-                  </w:r>
-                </w:p>
-              </w:tc>
-              <w:tc>
-                <w:tcPr>
-                  <w:tcW w:w="3300" w:type="dxa"/>
-                  <w:tcBorders>
-                    <w:top w:val="single" w:sz="4" w:space="0" w:color="000000"/>
-                    <w:left w:val="single" w:sz="4" w:space="0" w:color="000000"/>
-                    <w:bottom w:val="single" w:sz="4" w:space="0" w:color="000000"/>
-                    <w:right w:val="single" w:sz="4" w:space="0" w:color="000000"/>
-                  </w:tcBorders>
-                  <w:tcMar>
-                    <w:top w:w="60" w:type="dxa"/>
-                    <w:left w:w="80" w:type="dxa"/>
-                    <w:bottom w:w="60" w:type="dxa"/>
-                    <w:right w:w="80" w:type="dxa"/>
-                  </w:tcMar>
-                  <w:vAlign w:val="center"/>
-                </w:tcPr>
-                <w:p>
-                  <w:r>
-                    <w:rPr>
-                      <w:rFonts w:cs="Times New Roman"/>
-                      <w:sz w:val="20"/>
-                      <w:szCs w:val="20"/>
-                    </w:rPr>
-                    <w:t>Hoàn thiện address mapping (VA/PA, tag/index/offset cache L1/L2).</w:t>
-                  </w:r>
-                </w:p>
-              </w:tc>
-              <w:tc>
-                <w:tcPr>
-                  <w:tcW w:w="1235" w:type="dxa"/>
-                  <w:tcBorders>
-                    <w:top w:val="single" w:sz="4" w:space="0" w:color="000000"/>
-                    <w:left w:val="single" w:sz="4" w:space="0" w:color="000000"/>
-                    <w:bottom w:val="single" w:sz="4" w:space="0" w:color="000000"/>
-                    <w:right w:val="single" w:sz="4" w:space="0" w:color="000000"/>
-                  </w:tcBorders>
-                  <w:tcMar>
-                    <w:top w:w="60" w:type="dxa"/>
-                    <w:left w:w="80" w:type="dxa"/>
-                    <w:bottom w:w="60" w:type="dxa"/>
-                    <w:right w:w="80" w:type="dxa"/>
-                  </w:tcMar>
-                  <w:vAlign w:val="center"/>
-                </w:tcPr>
-                <w:p>
-                  <w:r>
-                    <w:rPr>
-                      <w:rFonts w:cs="Times New Roman"/>
-                      <w:sz w:val="20"/>
-                      <w:szCs w:val="20"/>
-                    </w:rPr>
-                    <w:t>Đề cương và address mapping hoàn chỉnh; cả nhóm chốt kiến trúc tổng thể.</w:t>
-                  </w:r>
-                </w:p>
-              </w:tc>
-            </w:tr>
-            <w:tr>
-              <w:tc>
-                <w:tcPr>
-                  <w:tcW w:w="1300" w:type="dxa"/>
-                  <w:tcBorders>
-                    <w:top w:val="single" w:sz="4" w:space="0" w:color="000000"/>
-                    <w:left w:val="single" w:sz="4" w:space="0" w:color="000000"/>
-                    <w:bottom w:val="single" w:sz="4" w:space="0" w:color="000000"/>
-                    <w:right w:val="single" w:sz="4" w:space="0" w:color="000000"/>
-                  </w:tcBorders>
-                  <w:tcMar>
-                    <w:top w:w="60" w:type="dxa"/>
-                    <w:left w:w="80" w:type="dxa"/>
-                    <w:bottom w:w="60" w:type="dxa"/>
-                    <w:right w:w="80" w:type="dxa"/>
-                  </w:tcMar>
-                  <w:vAlign w:val="center"/>
-                </w:tcPr>
-                <w:p>
-                  <w:pPr>
-                    <w:jc w:val="center"/>
-                  </w:pPr>
-                  <w:r>
-                    <w:rPr>
-                      <w:rFonts w:cs="Times New Roman"/>
-                      <w:sz w:val="20"/>
-                      <w:szCs w:val="20"/>
-                    </w:rPr>
-                    <w:t>Tuần 2 (14/09-20/09)</w:t>
-                  </w:r>
-                </w:p>
-              </w:tc>
-              <w:tc>
-                <w:tcPr>
-                  <w:tcW w:w="3300" w:type="dxa"/>
-                  <w:tcBorders>
-                    <w:top w:val="single" w:sz="4" w:space="0" w:color="000000"/>
-                    <w:left w:val="single" w:sz="4" w:space="0" w:color="000000"/>
-                    <w:bottom w:val="single" w:sz="4" w:space="0" w:color="000000"/>
-                    <w:right w:val="single" w:sz="4" w:space="0" w:color="000000"/>
-                  </w:tcBorders>
-                  <w:tcMar>
-                    <w:top w:w="60" w:type="dxa"/>
-                    <w:left w:w="80" w:type="dxa"/>
-                    <w:bottom w:w="60" w:type="dxa"/>
-                    <w:right w:w="80" w:type="dxa"/>
-                  </w:tcMar>
-                  <w:vAlign w:val="center"/>
-                </w:tcPr>
-                <w:p>
-                  <w:r>
-                    <w:rPr>
-                      <w:rFonts w:cs="Times New Roman"/>
-                      <w:sz w:val="20"/>
-                      <w:szCs w:val="20"/>
-                    </w:rPr>
-                    <w:t xml:space="preserve">Viết testbench đơn vị cho TLB (hit/miss/refill) và PTW (page-walk 2 cấp, fault not-present/permission), </w:t>
-                  </w:r>
-                  <w:r>
-                    <w:rPr>
-                      <w:rFonts w:cs="Times New Roman"/>
-                      <w:sz w:val="20"/>
-                      <w:szCs w:val="20"/>
-                    </w:rPr>
-                    <w:lastRenderedPageBreak/>
-                    <w:t>kiểm chứng bằng page table mẫu.</w:t>
-                  </w:r>
-                </w:p>
-              </w:tc>
-              <w:tc>
-                <w:tcPr>
-                  <w:tcW w:w="3300" w:type="dxa"/>
-                  <w:tcBorders>
-                    <w:top w:val="single" w:sz="4" w:space="0" w:color="000000"/>
-                    <w:left w:val="single" w:sz="4" w:space="0" w:color="000000"/>
-                    <w:bottom w:val="single" w:sz="4" w:space="0" w:color="000000"/>
-                    <w:right w:val="single" w:sz="4" w:space="0" w:color="000000"/>
-                  </w:tcBorders>
-                  <w:tcMar>
-                    <w:top w:w="60" w:type="dxa"/>
-                    <w:left w:w="80" w:type="dxa"/>
-                    <w:bottom w:w="60" w:type="dxa"/>
-                    <w:right w:w="80" w:type="dxa"/>
-                  </w:tcMar>
-                  <w:vAlign w:val="center"/>
-                </w:tcPr>
-                <w:p>
-                  <w:r>
-                    <w:rPr>
-                      <w:rFonts w:cs="Times New Roman"/>
-                      <w:sz w:val="20"/>
-                      <w:szCs w:val="20"/>
-                    </w:rPr>
-                    <w:lastRenderedPageBreak/>
-                    <w:t>Thiết kế kiến trúc AHB interconnect (core-L2) và AXI</w:t>
-                  </w:r>
-                  <w:r>
-                    <w:rPr>
-                      <w:rFonts w:cs="Times New Roman"/>
-                      <w:sz w:val="20"/>
-                      <w:szCs w:val="20"/>
-                    </w:rPr>
-                    <w:t>4</w:t>
-                  </w:r>
-                  <w:r>
-                    <w:rPr>
-                      <w:rFonts w:cs="Times New Roman"/>
-                      <w:sz w:val="20"/>
-                      <w:szCs w:val="20"/>
-                    </w:rPr>
-                    <w:t xml:space="preserve"> system bus (L2/DMA-DRAM/ngoại vi); bắt đầu </w:t>
-                  </w:r>
-                  <w:r>
-                    <w:rPr>
-                      <w:rFonts w:cs="Times New Roman"/>
-                      <w:sz w:val="20"/>
-                      <w:szCs w:val="20"/>
-                    </w:rPr>
-                    <w:lastRenderedPageBreak/>
-                    <w:t>thiết kế DMA controller (register interface, FSM cơ bản).</w:t>
-                  </w:r>
-                </w:p>
-              </w:tc>
-              <w:tc>
-                <w:tcPr>
-                  <w:tcW w:w="1235" w:type="dxa"/>
-                  <w:tcBorders>
-                    <w:top w:val="single" w:sz="4" w:space="0" w:color="000000"/>
-                    <w:left w:val="single" w:sz="4" w:space="0" w:color="000000"/>
-                    <w:bottom w:val="single" w:sz="4" w:space="0" w:color="000000"/>
-                    <w:right w:val="single" w:sz="4" w:space="0" w:color="000000"/>
-                  </w:tcBorders>
-                  <w:tcMar>
-                    <w:top w:w="60" w:type="dxa"/>
-                    <w:left w:w="80" w:type="dxa"/>
-                    <w:bottom w:w="60" w:type="dxa"/>
-                    <w:right w:w="80" w:type="dxa"/>
-                  </w:tcMar>
-                  <w:vAlign w:val="center"/>
-                </w:tcPr>
-                <w:p/>
-              </w:tc>
-            </w:tr>
-            <w:tr>
-              <w:tc>
-                <w:tcPr>
-                  <w:tcW w:w="1300" w:type="dxa"/>
-                  <w:tcBorders>
-                    <w:top w:val="single" w:sz="4" w:space="0" w:color="000000"/>
-                    <w:left w:val="single" w:sz="4" w:space="0" w:color="000000"/>
-                    <w:bottom w:val="single" w:sz="4" w:space="0" w:color="000000"/>
-                    <w:right w:val="single" w:sz="4" w:space="0" w:color="000000"/>
-                  </w:tcBorders>
-                  <w:tcMar>
-                    <w:top w:w="60" w:type="dxa"/>
-                    <w:left w:w="80" w:type="dxa"/>
-                    <w:bottom w:w="60" w:type="dxa"/>
-                    <w:right w:w="80" w:type="dxa"/>
-                  </w:tcMar>
-                  <w:vAlign w:val="center"/>
-                </w:tcPr>
-                <w:p>
-                  <w:pPr>
-                    <w:jc w:val="center"/>
-                  </w:pPr>
-                  <w:r>
-                    <w:rPr>
-                      <w:rFonts w:cs="Times New Roman"/>
-                      <w:sz w:val="20"/>
-                      <w:szCs w:val="20"/>
-                    </w:rPr>
-                    <w:t>Tuần 3 (21/09-27/09)</w:t>
-                  </w:r>
-                </w:p>
-              </w:tc>
-              <w:tc>
-                <w:tcPr>
-                  <w:tcW w:w="3300" w:type="dxa"/>
-                  <w:tcBorders>
-                    <w:top w:val="single" w:sz="4" w:space="0" w:color="000000"/>
-                    <w:left w:val="single" w:sz="4" w:space="0" w:color="000000"/>
-                    <w:bottom w:val="single" w:sz="4" w:space="0" w:color="000000"/>
-                    <w:right w:val="single" w:sz="4" w:space="0" w:color="000000"/>
-                  </w:tcBorders>
-                  <w:tcMar>
-                    <w:top w:w="60" w:type="dxa"/>
-                    <w:left w:w="80" w:type="dxa"/>
-                    <w:bottom w:w="60" w:type="dxa"/>
-                    <w:right w:w="80" w:type="dxa"/>
-                  </w:tcMar>
-                  <w:vAlign w:val="center"/>
-                </w:tcPr>
-                <w:p>
-                  <w:r>
-                    <w:rPr>
-                      <w:rFonts w:cs="Times New Roman"/>
-                      <w:sz w:val="20"/>
-                      <w:szCs w:val="20"/>
-                    </w:rPr>
-                    <w:t>Thiết kế và bắt đầu RTL Cache L1 (tag array, data array, FSM hit/miss, set-asso</w:t>
-                  </w:r>
-                  <w:r>
-                    <w:rPr>
-                      <w:rFonts w:cs="Times New Roman"/>
-                      <w:sz w:val="20"/>
-                      <w:szCs w:val="20"/>
-                    </w:rPr>
-                    <w:t>ciative).</w:t>
-                  </w:r>
-                </w:p>
-              </w:tc>
-              <w:tc>
-                <w:tcPr>
-                  <w:tcW w:w="3300" w:type="dxa"/>
-                  <w:tcBorders>
-                    <w:top w:val="single" w:sz="4" w:space="0" w:color="000000"/>
-                    <w:left w:val="single" w:sz="4" w:space="0" w:color="000000"/>
-                    <w:bottom w:val="single" w:sz="4" w:space="0" w:color="000000"/>
-                    <w:right w:val="single" w:sz="4" w:space="0" w:color="000000"/>
-                  </w:tcBorders>
-                  <w:tcMar>
-                    <w:top w:w="60" w:type="dxa"/>
-                    <w:left w:w="80" w:type="dxa"/>
-                    <w:bottom w:w="60" w:type="dxa"/>
-                    <w:right w:w="80" w:type="dxa"/>
-                  </w:tcMar>
-                  <w:vAlign w:val="center"/>
-                </w:tcPr>
-                <w:p>
-                  <w:r>
-                    <w:rPr>
-                      <w:rFonts w:cs="Times New Roman"/>
-                      <w:sz w:val="20"/>
-                      <w:szCs w:val="20"/>
-                    </w:rPr>
-                    <w:t>Tiếp tục DMA controller - cơ chế đọc/ghi block giữa hai vùng nhớ qua AXI</w:t>
-                  </w:r>
-                  <w:r>
-                    <w:rPr>
-                      <w:rFonts w:cs="Times New Roman"/>
-                      <w:sz w:val="20"/>
-                      <w:szCs w:val="20"/>
-                    </w:rPr>
-                    <w:t>4</w:t>
-                  </w:r>
-                  <w:r>
-                    <w:rPr>
-                      <w:rFonts w:cs="Times New Roman"/>
-                      <w:sz w:val="20"/>
-                      <w:szCs w:val="20"/>
-                    </w:rPr>
-                    <w:t>, cờ done/interrupt báo CPU.</w:t>
-                  </w:r>
-                </w:p>
-              </w:tc>
-              <w:tc>
-                <w:tcPr>
-                  <w:tcW w:w="1235" w:type="dxa"/>
-                  <w:tcBorders>
-                    <w:top w:val="single" w:sz="4" w:space="0" w:color="000000"/>
-                    <w:left w:val="single" w:sz="4" w:space="0" w:color="000000"/>
-                    <w:bottom w:val="single" w:sz="4" w:space="0" w:color="000000"/>
-                    <w:right w:val="single" w:sz="4" w:space="0" w:color="000000"/>
-                  </w:tcBorders>
-                  <w:tcMar>
-                    <w:top w:w="60" w:type="dxa"/>
-                    <w:left w:w="80" w:type="dxa"/>
-                    <w:bottom w:w="60" w:type="dxa"/>
-                    <w:right w:w="80" w:type="dxa"/>
-                  </w:tcMar>
-                  <w:vAlign w:val="center"/>
-                </w:tcPr>
-                <w:p/>
-              </w:tc>
-            </w:tr>
-            <w:tr>
-              <w:tc>
-                <w:tcPr>
-                  <w:tcW w:w="1300" w:type="dxa"/>
-                  <w:tcBorders>
-                    <w:top w:val="single" w:sz="4" w:space="0" w:color="000000"/>
-                    <w:left w:val="single" w:sz="4" w:space="0" w:color="000000"/>
-                    <w:bottom w:val="single" w:sz="4" w:space="0" w:color="000000"/>
-                    <w:right w:val="single" w:sz="4" w:space="0" w:color="000000"/>
-                  </w:tcBorders>
-                  <w:tcMar>
-                    <w:top w:w="60" w:type="dxa"/>
-                    <w:left w:w="80" w:type="dxa"/>
-                    <w:bottom w:w="60" w:type="dxa"/>
-                    <w:right w:w="80" w:type="dxa"/>
-                  </w:tcMar>
-                  <w:vAlign w:val="center"/>
-                </w:tcPr>
-                <w:p>
-                  <w:pPr>
-                    <w:jc w:val="center"/>
-                  </w:pPr>
-                  <w:r>
-                    <w:rPr>
-                      <w:rFonts w:cs="Times New Roman"/>
-                      <w:sz w:val="20"/>
-                      <w:szCs w:val="20"/>
-                    </w:rPr>
-                    <w:t>Tuần 4 (28/09-04/10)</w:t>
-                  </w:r>
-                </w:p>
-              </w:tc>
-              <w:tc>
-                <w:tcPr>
-                  <w:tcW w:w="3300" w:type="dxa"/>
-                  <w:tcBorders>
-                    <w:top w:val="single" w:sz="4" w:space="0" w:color="000000"/>
-                    <w:left w:val="single" w:sz="4" w:space="0" w:color="000000"/>
-                    <w:bottom w:val="single" w:sz="4" w:space="0" w:color="000000"/>
-                    <w:right w:val="single" w:sz="4" w:space="0" w:color="000000"/>
-                  </w:tcBorders>
-                  <w:tcMar>
-                    <w:top w:w="60" w:type="dxa"/>
-                    <w:left w:w="80" w:type="dxa"/>
-                    <w:bottom w:w="60" w:type="dxa"/>
-                    <w:right w:w="80" w:type="dxa"/>
-                  </w:tcMar>
-                  <w:vAlign w:val="center"/>
-                </w:tcPr>
-                <w:p>
-                  <w:r>
-                    <w:rPr>
-                      <w:rFonts w:cs="Times New Roman"/>
-                      <w:sz w:val="20"/>
-                      <w:szCs w:val="20"/>
-                    </w:rPr>
-                    <w:t>Hoàn thiện Cache L1 (thuật toán thay thế set-associative), viết testbench L1 riêng.</w:t>
-                  </w:r>
-                </w:p>
-              </w:tc>
-              <w:tc>
-                <w:tcPr>
-                  <w:tcW w:w="3300" w:type="dxa"/>
-                  <w:tcBorders>
-                    <w:top w:val="single" w:sz="4" w:space="0" w:color="000000"/>
-                    <w:left w:val="single" w:sz="4" w:space="0" w:color="000000"/>
-                    <w:bottom w:val="single" w:sz="4" w:space="0" w:color="000000"/>
-                    <w:right w:val="single" w:sz="4" w:space="0" w:color="000000"/>
-                  </w:tcBorders>
-                  <w:tcMar>
-                    <w:top w:w="60" w:type="dxa"/>
-                    <w:left w:w="80" w:type="dxa"/>
-                    <w:bottom w:w="60" w:type="dxa"/>
-                    <w:right w:w="80" w:type="dxa"/>
-                  </w:tcMar>
-                  <w:vAlign w:val="center"/>
-                </w:tcPr>
-                <w:p>
-                  <w:r>
-                    <w:rPr>
-                      <w:rFonts w:cs="Times New Roman"/>
-                      <w:sz w:val="20"/>
-                      <w:szCs w:val="20"/>
-                    </w:rPr>
-                    <w:t>Hoàn thiện DMA controller cơ bản (mem-</w:t>
-                  </w:r>
-                  <w:r>
-                    <w:rPr>
-                      <w:rFonts w:cs="Times New Roman"/>
-                      <w:sz w:val="20"/>
-                      <w:szCs w:val="20"/>
-                    </w:rPr>
-                    <w:t>to-mem, chưa nối SD).</w:t>
-                  </w:r>
-                </w:p>
-              </w:tc>
-              <w:tc>
-                <w:tcPr>
-                  <w:tcW w:w="1235" w:type="dxa"/>
-                  <w:tcBorders>
-                    <w:top w:val="single" w:sz="4" w:space="0" w:color="000000"/>
-                    <w:left w:val="single" w:sz="4" w:space="0" w:color="000000"/>
-                    <w:bottom w:val="single" w:sz="4" w:space="0" w:color="000000"/>
-                    <w:right w:val="single" w:sz="4" w:space="0" w:color="000000"/>
-                  </w:tcBorders>
-                  <w:tcMar>
-                    <w:top w:w="60" w:type="dxa"/>
-                    <w:left w:w="80" w:type="dxa"/>
-                    <w:bottom w:w="60" w:type="dxa"/>
-                    <w:right w:w="80" w:type="dxa"/>
-                  </w:tcMar>
-                  <w:vAlign w:val="center"/>
-                </w:tcPr>
-                <w:p>
-                  <w:r>
-                    <w:rPr>
-                      <w:rFonts w:cs="Times New Roman"/>
-                      <w:sz w:val="20"/>
-                      <w:szCs w:val="20"/>
-                    </w:rPr>
-                    <w:t>MMU/TLB, Cache L1, DMA v1 PASS kiểm tra đơn vị.</w:t>
-                  </w:r>
-                </w:p>
-              </w:tc>
-            </w:tr>
-            <w:tr>
-              <w:tc>
-                <w:tcPr>
-                  <w:tcW w:w="1300" w:type="dxa"/>
-                  <w:tcBorders>
-                    <w:top w:val="single" w:sz="4" w:space="0" w:color="000000"/>
-                    <w:left w:val="single" w:sz="4" w:space="0" w:color="000000"/>
-                    <w:bottom w:val="single" w:sz="4" w:space="0" w:color="000000"/>
-                    <w:right w:val="single" w:sz="4" w:space="0" w:color="000000"/>
-                  </w:tcBorders>
-                  <w:tcMar>
-                    <w:top w:w="60" w:type="dxa"/>
-                    <w:left w:w="80" w:type="dxa"/>
-                    <w:bottom w:w="60" w:type="dxa"/>
-                    <w:right w:w="80" w:type="dxa"/>
-                  </w:tcMar>
-                  <w:vAlign w:val="center"/>
-                </w:tcPr>
-                <w:p>
-                  <w:pPr>
-                    <w:jc w:val="center"/>
-                  </w:pPr>
-                  <w:r>
-                    <w:rPr>
-                      <w:rFonts w:cs="Times New Roman"/>
-                      <w:sz w:val="20"/>
-                      <w:szCs w:val="20"/>
-                    </w:rPr>
-                    <w:t>Tuần 5 (05/10-11/10)</w:t>
-                  </w:r>
-                </w:p>
-              </w:tc>
-              <w:tc>
-                <w:tcPr>
-                  <w:tcW w:w="3300" w:type="dxa"/>
-                  <w:tcBorders>
-                    <w:top w:val="single" w:sz="4" w:space="0" w:color="000000"/>
-                    <w:left w:val="single" w:sz="4" w:space="0" w:color="000000"/>
-                    <w:bottom w:val="single" w:sz="4" w:space="0" w:color="000000"/>
-                    <w:right w:val="single" w:sz="4" w:space="0" w:color="000000"/>
-                  </w:tcBorders>
-                  <w:tcMar>
-                    <w:top w:w="60" w:type="dxa"/>
-                    <w:left w:w="80" w:type="dxa"/>
-                    <w:bottom w:w="60" w:type="dxa"/>
-                    <w:right w:w="80" w:type="dxa"/>
-                  </w:tcMar>
-                  <w:vAlign w:val="center"/>
-                </w:tcPr>
-                <w:p>
-                  <w:r>
-                    <w:rPr>
-                      <w:rFonts w:cs="Times New Roman"/>
-                      <w:sz w:val="20"/>
-                      <w:szCs w:val="20"/>
-                    </w:rPr>
-                    <w:t>Tích hợp lõi đơn - RV32IMA + Cache L1 + MMU thành một khối, testbench I/M/A đối chiếu Spike.</w:t>
-                  </w:r>
-                </w:p>
-              </w:tc>
-              <w:tc>
-                <w:tcPr>
-                  <w:tcW w:w="3300" w:type="dxa"/>
-                  <w:tcBorders>
-                    <w:top w:val="single" w:sz="4" w:space="0" w:color="000000"/>
-                    <w:left w:val="single" w:sz="4" w:space="0" w:color="000000"/>
-                    <w:bottom w:val="single" w:sz="4" w:space="0" w:color="000000"/>
-                    <w:right w:val="single" w:sz="4" w:space="0" w:color="000000"/>
-                  </w:tcBorders>
-                  <w:tcMar>
-                    <w:top w:w="60" w:type="dxa"/>
-                    <w:left w:w="80" w:type="dxa"/>
-                    <w:bottom w:w="60" w:type="dxa"/>
-                    <w:right w:w="80" w:type="dxa"/>
-                  </w:tcMar>
-                  <w:vAlign w:val="center"/>
-                </w:tcPr>
-                <w:p>
-                  <w:r>
-                    <w:rPr>
-                      <w:rFonts w:cs="Times New Roman"/>
-                      <w:sz w:val="20"/>
-                      <w:szCs w:val="20"/>
-                    </w:rPr>
-                    <w:t>Rà soát/hỗ trợ tích hợp lõi đơn, chuẩn bị khung AHB interconnect cho bước nhân 4 lõi.</w:t>
-                  </w:r>
-                </w:p>
-              </w:tc>
-              <w:tc>
-                <w:tcPr>
-                  <w:tcW w:w="1235" w:type="dxa"/>
-                  <w:tcBorders>
-                    <w:top w:val="single" w:sz="4" w:space="0" w:color="000000"/>
-                    <w:left w:val="single" w:sz="4" w:space="0" w:color="000000"/>
-                    <w:bottom w:val="single" w:sz="4" w:space="0" w:color="000000"/>
-                    <w:right w:val="single" w:sz="4" w:space="0" w:color="000000"/>
-                  </w:tcBorders>
-                  <w:tcMar>
-                    <w:top w:w="60" w:type="dxa"/>
-                    <w:left w:w="80" w:type="dxa"/>
-                    <w:bottom w:w="60" w:type="dxa"/>
-                    <w:right w:w="80" w:type="dxa"/>
-                  </w:tcMar>
-                  <w:vAlign w:val="center"/>
-                </w:tcPr>
-                <w:p>
-                  <w:r>
-                    <w:rPr>
-                      <w:rFonts w:cs="Times New Roman"/>
-                      <w:sz w:val="20"/>
-                      <w:szCs w:val="20"/>
-                    </w:rPr>
-                    <w:t>Nội dung 2 hoàn tất.</w:t>
-                  </w:r>
-                </w:p>
-              </w:tc>
-            </w:tr>
-            <w:tr>
-              <w:tc>
-                <w:tcPr>
-                  <w:tcW w:w="1300" w:type="dxa"/>
-                  <w:tcBorders>
-                    <w:top w:val="single" w:sz="4" w:space="0" w:color="000000"/>
-                    <w:left w:val="single" w:sz="4" w:space="0" w:color="000000"/>
-                    <w:bottom w:val="single" w:sz="4" w:space="0" w:color="000000"/>
-                    <w:right w:val="single" w:sz="4" w:space="0" w:color="000000"/>
-                  </w:tcBorders>
-                  <w:tcMar>
-                    <w:top w:w="60" w:type="dxa"/>
-                    <w:left w:w="80" w:type="dxa"/>
-                    <w:bottom w:w="60" w:type="dxa"/>
-                    <w:right w:w="80" w:type="dxa"/>
-                  </w:tcMar>
-                  <w:vAlign w:val="center"/>
-                </w:tcPr>
-                <w:p>
-                  <w:pPr>
-                    <w:jc w:val="center"/>
-                  </w:pPr>
-                  <w:r>
-                    <w:rPr>
-                      <w:rFonts w:cs="Times New Roman"/>
-                      <w:sz w:val="20"/>
-                      <w:szCs w:val="20"/>
-                    </w:rPr>
-                    <w:t>Tuần 6 (12/10-18/10)</w:t>
-                  </w:r>
-                </w:p>
-              </w:tc>
-              <w:tc>
-                <w:tcPr>
-                  <w:tcW w:w="3300" w:type="dxa"/>
-                  <w:tcBorders>
-                    <w:top w:val="single" w:sz="4" w:space="0" w:color="000000"/>
-                    <w:left w:val="single" w:sz="4" w:space="0" w:color="000000"/>
-                    <w:bottom w:val="single" w:sz="4" w:space="0" w:color="000000"/>
-                    <w:right w:val="single" w:sz="4" w:space="0" w:color="000000"/>
-                  </w:tcBorders>
-                  <w:tcMar>
-                    <w:top w:w="60" w:type="dxa"/>
-                    <w:left w:w="80" w:type="dxa"/>
-                    <w:bottom w:w="60" w:type="dxa"/>
-                    <w:right w:w="80" w:type="dxa"/>
-                  </w:tcMar>
-                  <w:vAlign w:val="center"/>
-                </w:tcPr>
-                <w:p>
-                  <w:r>
-                    <w:rPr>
-                      <w:rFonts w:cs="Times New Roman"/>
-                      <w:sz w:val="20"/>
-                      <w:szCs w:val="20"/>
-                    </w:rPr>
-                    <w:t>Nhân bản lõi đơn (đã có Cache L1 + MMU) thành 4 lõi, đấu nối từng lõi vào AHB interconnect.</w:t>
-                  </w:r>
-                </w:p>
-              </w:tc>
-              <w:tc>
-                <w:tcPr>
-                  <w:tcW w:w="3300" w:type="dxa"/>
-                  <w:tcBorders>
-                    <w:top w:val="single" w:sz="4" w:space="0" w:color="000000"/>
-                    <w:left w:val="single" w:sz="4" w:space="0" w:color="000000"/>
-                    <w:bottom w:val="single" w:sz="4" w:space="0" w:color="000000"/>
-                    <w:right w:val="single" w:sz="4" w:space="0" w:color="000000"/>
-                  </w:tcBorders>
-                  <w:tcMar>
-                    <w:top w:w="60" w:type="dxa"/>
-                    <w:left w:w="80" w:type="dxa"/>
-                    <w:bottom w:w="60" w:type="dxa"/>
-                    <w:right w:w="80" w:type="dxa"/>
-                  </w:tcMar>
-                  <w:vAlign w:val="center"/>
-                </w:tcPr>
-                <w:p>
-                  <w:r>
-                    <w:rPr>
-                      <w:rFonts w:cs="Times New Roman"/>
-                      <w:sz w:val="20"/>
-                      <w:szCs w:val="20"/>
-                    </w:rPr>
-                    <w:t>Hoàn thiện AHB interconnect thật (a</w:t>
-                  </w:r>
-                  <w:r>
-                    <w:rPr>
-                      <w:rFonts w:cs="Times New Roman"/>
-                      <w:sz w:val="20"/>
-                      <w:szCs w:val="20"/>
-                    </w:rPr>
-                    <w:t>rbiter nhiều lõi).</w:t>
-                  </w:r>
-                </w:p>
-              </w:tc>
-              <w:tc>
-                <w:tcPr>
-                  <w:tcW w:w="1235" w:type="dxa"/>
-                  <w:tcBorders>
-                    <w:top w:val="single" w:sz="4" w:space="0" w:color="000000"/>
-                    <w:left w:val="single" w:sz="4" w:space="0" w:color="000000"/>
-                    <w:bottom w:val="single" w:sz="4" w:space="0" w:color="000000"/>
-                    <w:right w:val="single" w:sz="4" w:space="0" w:color="000000"/>
-                  </w:tcBorders>
-                  <w:tcMar>
-                    <w:top w:w="60" w:type="dxa"/>
-                    <w:left w:w="80" w:type="dxa"/>
-                    <w:bottom w:w="60" w:type="dxa"/>
-                    <w:right w:w="80" w:type="dxa"/>
-                  </w:tcMar>
-                  <w:vAlign w:val="center"/>
-                </w:tcPr>
-                <w:p/>
-              </w:tc>
-            </w:tr>
-            <w:tr>
-              <w:tc>
-                <w:tcPr>
-                  <w:tcW w:w="1300" w:type="dxa"/>
-                  <w:tcBorders>
-                    <w:top w:val="single" w:sz="4" w:space="0" w:color="000000"/>
-                    <w:left w:val="single" w:sz="4" w:space="0" w:color="000000"/>
-                    <w:bottom w:val="single" w:sz="4" w:space="0" w:color="000000"/>
-                    <w:right w:val="single" w:sz="4" w:space="0" w:color="000000"/>
-                  </w:tcBorders>
-                  <w:tcMar>
-                    <w:top w:w="60" w:type="dxa"/>
-                    <w:left w:w="80" w:type="dxa"/>
-                    <w:bottom w:w="60" w:type="dxa"/>
-                    <w:right w:w="80" w:type="dxa"/>
-                  </w:tcMar>
-                  <w:vAlign w:val="center"/>
-                </w:tcPr>
-                <w:p>
-                  <w:pPr>
-                    <w:jc w:val="center"/>
-                  </w:pPr>
-                  <w:r>
-                    <w:rPr>
-                      <w:rFonts w:cs="Times New Roman"/>
-                      <w:sz w:val="20"/>
-                      <w:szCs w:val="20"/>
-                    </w:rPr>
-                    <w:t>Tuần 7 (19/10-25/10)</w:t>
-                  </w:r>
-                </w:p>
-              </w:tc>
-              <w:tc>
-                <w:tcPr>
-                  <w:tcW w:w="3300" w:type="dxa"/>
-                  <w:tcBorders>
-                    <w:top w:val="single" w:sz="4" w:space="0" w:color="000000"/>
-                    <w:left w:val="single" w:sz="4" w:space="0" w:color="000000"/>
-                    <w:bottom w:val="single" w:sz="4" w:space="0" w:color="000000"/>
-                    <w:right w:val="single" w:sz="4" w:space="0" w:color="000000"/>
-                  </w:tcBorders>
-                  <w:tcMar>
-                    <w:top w:w="60" w:type="dxa"/>
-                    <w:left w:w="80" w:type="dxa"/>
-                    <w:bottom w:w="60" w:type="dxa"/>
-                    <w:right w:w="80" w:type="dxa"/>
-                  </w:tcMar>
-                  <w:vAlign w:val="center"/>
-                </w:tcPr>
-                <w:p>
-                  <w:r>
-                    <w:rPr>
-                      <w:rFonts w:cs="Times New Roman"/>
-                      <w:sz w:val="20"/>
-                      <w:szCs w:val="20"/>
-                    </w:rPr>
-                    <w:t>Hỗ trợ debug kết nối 4 lõi - interconnect.</w:t>
-                  </w:r>
-                </w:p>
-              </w:tc>
-              <w:tc>
-                <w:tcPr>
-                  <w:tcW w:w="3300" w:type="dxa"/>
-                  <w:tcBorders>
-                    <w:top w:val="single" w:sz="4" w:space="0" w:color="000000"/>
-                    <w:left w:val="single" w:sz="4" w:space="0" w:color="000000"/>
-                    <w:bottom w:val="single" w:sz="4" w:space="0" w:color="000000"/>
-                    <w:right w:val="single" w:sz="4" w:space="0" w:color="000000"/>
-                  </w:tcBorders>
-                  <w:tcMar>
-                    <w:top w:w="60" w:type="dxa"/>
-                    <w:left w:w="80" w:type="dxa"/>
-                    <w:bottom w:w="60" w:type="dxa"/>
-                    <w:right w:w="80" w:type="dxa"/>
-                  </w:tcMar>
-                  <w:vAlign w:val="center"/>
-                </w:tcPr>
-                <w:p>
-                  <w:r>
-                    <w:rPr>
-                      <w:rFonts w:cs="Times New Roman"/>
-                      <w:sz w:val="20"/>
-                      <w:szCs w:val="20"/>
-                    </w:rPr>
-                    <w:t>Thiết kế và RTL Cache L2 dùng chung (tag/data array, FSM).</w:t>
-                  </w:r>
-                </w:p>
-              </w:tc>
-              <w:tc>
-                <w:tcPr>
-                  <w:tcW w:w="1235" w:type="dxa"/>
-                  <w:tcBorders>
-                    <w:top w:val="single" w:sz="4" w:space="0" w:color="000000"/>
-                    <w:left w:val="single" w:sz="4" w:space="0" w:color="000000"/>
-                    <w:bottom w:val="single" w:sz="4" w:space="0" w:color="000000"/>
-                    <w:right w:val="single" w:sz="4" w:space="0" w:color="000000"/>
-                  </w:tcBorders>
-                  <w:tcMar>
-                    <w:top w:w="60" w:type="dxa"/>
-                    <w:left w:w="80" w:type="dxa"/>
-                    <w:bottom w:w="60" w:type="dxa"/>
-                    <w:right w:w="80" w:type="dxa"/>
-                  </w:tcMar>
-                  <w:vAlign w:val="center"/>
-                </w:tcPr>
-                <w:p/>
-              </w:tc>
-            </w:tr>
-            <w:tr>
-              <w:tc>
-                <w:tcPr>
-                  <w:tcW w:w="1300" w:type="dxa"/>
-                  <w:tcBorders>
-                    <w:top w:val="single" w:sz="4" w:space="0" w:color="000000"/>
-                    <w:left w:val="single" w:sz="4" w:space="0" w:color="000000"/>
-                    <w:bottom w:val="single" w:sz="4" w:space="0" w:color="000000"/>
-                    <w:right w:val="single" w:sz="4" w:space="0" w:color="000000"/>
-                  </w:tcBorders>
-                  <w:tcMar>
-                    <w:top w:w="60" w:type="dxa"/>
-                    <w:left w:w="80" w:type="dxa"/>
-                    <w:bottom w:w="60" w:type="dxa"/>
-                    <w:right w:w="80" w:type="dxa"/>
-                  </w:tcMar>
-                  <w:vAlign w:val="center"/>
-                </w:tcPr>
-                <w:p>
-                  <w:pPr>
-                    <w:jc w:val="center"/>
-                  </w:pPr>
-                  <w:r>
-                    <w:rPr>
-                      <w:rFonts w:cs="Times New Roman"/>
-                      <w:sz w:val="20"/>
-                      <w:szCs w:val="20"/>
-                    </w:rPr>
-                    <w:t>Tuần 8 (26/10-01/11)</w:t>
-                  </w:r>
-                </w:p>
-              </w:tc>
-              <w:tc>
-                <w:tcPr>
-                  <w:tcW w:w="3300" w:type="dxa"/>
-                  <w:tcBorders>
-                    <w:top w:val="single" w:sz="4" w:space="0" w:color="000000"/>
-                    <w:left w:val="single" w:sz="4" w:space="0" w:color="000000"/>
-                    <w:bottom w:val="single" w:sz="4" w:space="0" w:color="000000"/>
-                    <w:right w:val="single" w:sz="4" w:space="0" w:color="000000"/>
-                  </w:tcBorders>
-                  <w:tcMar>
-                    <w:top w:w="60" w:type="dxa"/>
-                    <w:left w:w="80" w:type="dxa"/>
-                    <w:bottom w:w="60" w:type="dxa"/>
-                    <w:right w:w="80" w:type="dxa"/>
-                  </w:tcMar>
-                  <w:vAlign w:val="center"/>
-                </w:tcPr>
-                <w:p>
-                  <w:r>
-                    <w:rPr>
-                      <w:rFonts w:cs="Times New Roman"/>
-                      <w:sz w:val="20"/>
-                      <w:szCs w:val="20"/>
-                    </w:rPr>
-                    <w:t>Bắt đầu xây dựng môi trường UVM cho Cache L1 + MMU.</w:t>
-                  </w:r>
-                </w:p>
-              </w:tc>
-              <w:tc>
-                <w:tcPr>
-                  <w:tcW w:w="3300" w:type="dxa"/>
-                  <w:tcBorders>
-                    <w:top w:val="single" w:sz="4" w:space="0" w:color="000000"/>
-                    <w:left w:val="single" w:sz="4" w:space="0" w:color="000000"/>
-                    <w:bottom w:val="single" w:sz="4" w:space="0" w:color="000000"/>
-                    <w:right w:val="single" w:sz="4" w:space="0" w:color="000000"/>
-                  </w:tcBorders>
-                  <w:tcMar>
-                    <w:top w:w="60" w:type="dxa"/>
-                    <w:left w:w="80" w:type="dxa"/>
-                    <w:bottom w:w="60" w:type="dxa"/>
-                    <w:right w:w="80" w:type="dxa"/>
-                  </w:tcMar>
-                  <w:vAlign w:val="center"/>
-                </w:tcPr>
-                <w:p>
-                  <w:r>
-                    <w:rPr>
-                      <w:rFonts w:cs="Times New Roman"/>
-                      <w:sz w:val="20"/>
-                      <w:szCs w:val="20"/>
-                    </w:rPr>
-                    <w:t>Tích hợp Cache L2 vào hệ thống qua AHB; MESI bản tối giản (Valid/Invalid).</w:t>
-                  </w:r>
-                </w:p>
-              </w:tc>
-              <w:tc>
-                <w:tcPr>
-                  <w:tcW w:w="1235" w:type="dxa"/>
-                  <w:tcBorders>
-                    <w:top w:val="single" w:sz="4" w:space="0" w:color="000000"/>
-                    <w:left w:val="single" w:sz="4" w:space="0" w:color="000000"/>
-                    <w:bottom w:val="single" w:sz="4" w:space="0" w:color="000000"/>
-                    <w:right w:val="single" w:sz="4" w:space="0" w:color="000000"/>
-                  </w:tcBorders>
-                  <w:tcMar>
-                    <w:top w:w="60" w:type="dxa"/>
-                    <w:left w:w="80" w:type="dxa"/>
-                    <w:bottom w:w="60" w:type="dxa"/>
-                    <w:right w:w="80" w:type="dxa"/>
-                  </w:tcMar>
-                  <w:vAlign w:val="center"/>
-                </w:tcPr>
-                <w:p/>
-              </w:tc>
-            </w:tr>
-            <w:tr>
-              <w:tc>
-                <w:tcPr>
-                  <w:tcW w:w="1300" w:type="dxa"/>
-                  <w:tcBorders>
-                    <w:top w:val="single" w:sz="4" w:space="0" w:color="000000"/>
-                    <w:left w:val="single" w:sz="4" w:space="0" w:color="000000"/>
-                    <w:bottom w:val="single" w:sz="4" w:space="0" w:color="000000"/>
-                    <w:right w:val="single" w:sz="4" w:space="0" w:color="000000"/>
-                  </w:tcBorders>
-                  <w:tcMar>
-                    <w:top w:w="60" w:type="dxa"/>
-                    <w:left w:w="80" w:type="dxa"/>
-                    <w:bottom w:w="60" w:type="dxa"/>
-                    <w:right w:w="80" w:type="dxa"/>
-                  </w:tcMar>
-                  <w:vAlign w:val="center"/>
-                </w:tcPr>
-                <w:p>
-                  <w:pPr>
-                    <w:jc w:val="center"/>
-                  </w:pPr>
-                  <w:r>
-                    <w:rPr>
-                      <w:rFonts w:cs="Times New Roman"/>
-                      <w:sz w:val="20"/>
-                      <w:szCs w:val="20"/>
-                    </w:rPr>
-                    <w:t>Tuần 9 (02/11-08/11)</w:t>
-                  </w:r>
-                </w:p>
-              </w:tc>
-              <w:tc>
-                <w:tcPr>
-                  <w:tcW w:w="3300" w:type="dxa"/>
-                  <w:tcBorders>
-                    <w:top w:val="single" w:sz="4" w:space="0" w:color="000000"/>
-                    <w:left w:val="single" w:sz="4" w:space="0" w:color="000000"/>
-                    <w:bottom w:val="single" w:sz="4" w:space="0" w:color="000000"/>
-                    <w:right w:val="single" w:sz="4" w:space="0" w:color="000000"/>
-                  </w:tcBorders>
-                  <w:tcMar>
-                    <w:top w:w="60" w:type="dxa"/>
-                    <w:left w:w="80" w:type="dxa"/>
-                    <w:bottom w:w="60" w:type="dxa"/>
-                    <w:right w:w="80" w:type="dxa"/>
-                  </w:tcMar>
-                  <w:vAlign w:val="center"/>
-                </w:tcPr>
-                <w:p>
-                  <w:r>
-                    <w:rPr>
-                      <w:rFonts w:cs="Times New Roman"/>
-                      <w:sz w:val="20"/>
-                      <w:szCs w:val="20"/>
-                    </w:rPr>
-                    <w:t>Tiếp tục UVM cache L1/MMU.</w:t>
-                  </w:r>
-                </w:p>
-              </w:tc>
-              <w:tc>
-                <w:tcPr>
-                  <w:tcW w:w="3300" w:type="dxa"/>
-                  <w:tcBorders>
-                    <w:top w:val="single" w:sz="4" w:space="0" w:color="000000"/>
-                    <w:left w:val="single" w:sz="4" w:space="0" w:color="000000"/>
-                    <w:bottom w:val="single" w:sz="4" w:space="0" w:color="000000"/>
-                    <w:right w:val="single" w:sz="4" w:space="0" w:color="000000"/>
-                  </w:tcBorders>
-                  <w:tcMar>
-                    <w:top w:w="60" w:type="dxa"/>
-                    <w:left w:w="80" w:type="dxa"/>
-                    <w:bottom w:w="60" w:type="dxa"/>
-                    <w:right w:w="80" w:type="dxa"/>
-                  </w:tcMar>
-                  <w:vAlign w:val="center"/>
-                </w:tcPr>
-                <w:p>
-                  <w:r>
-                    <w:rPr>
-                      <w:rFonts w:cs="Times New Roman"/>
-                      <w:sz w:val="20"/>
-                      <w:szCs w:val="20"/>
-                    </w:rPr>
-                    <w:t>Mở rộng MESI đủ 4 trạng thái (Modified/Exclusive/Shared/Invalid), quản lý quyền ghi độc quyền.</w:t>
-                  </w:r>
-                </w:p>
-              </w:tc>
-              <w:tc>
-                <w:tcPr>
-                  <w:tcW w:w="1235" w:type="dxa"/>
-                  <w:tcBorders>
-                    <w:top w:val="single" w:sz="4" w:space="0" w:color="000000"/>
-                    <w:left w:val="single" w:sz="4" w:space="0" w:color="000000"/>
-                    <w:bottom w:val="single" w:sz="4" w:space="0" w:color="000000"/>
-                    <w:right w:val="single" w:sz="4" w:space="0" w:color="000000"/>
-                  </w:tcBorders>
-                  <w:tcMar>
-                    <w:top w:w="60" w:type="dxa"/>
-                    <w:left w:w="80" w:type="dxa"/>
-                    <w:bottom w:w="60" w:type="dxa"/>
-                    <w:right w:w="80" w:type="dxa"/>
-                  </w:tcMar>
-                  <w:vAlign w:val="center"/>
-                </w:tcPr>
-                <w:p/>
-              </w:tc>
-            </w:tr>
-            <w:tr>
-              <w:tc>
-                <w:tcPr>
-                  <w:tcW w:w="1300" w:type="dxa"/>
-                  <w:tcBorders>
-                    <w:top w:val="single" w:sz="4" w:space="0" w:color="000000"/>
-                    <w:left w:val="single" w:sz="4" w:space="0" w:color="000000"/>
-                    <w:bottom w:val="single" w:sz="4" w:space="0" w:color="000000"/>
-                    <w:right w:val="single" w:sz="4" w:space="0" w:color="000000"/>
-                  </w:tcBorders>
-                  <w:tcMar>
-                    <w:top w:w="60" w:type="dxa"/>
-                    <w:left w:w="80" w:type="dxa"/>
-                    <w:bottom w:w="60" w:type="dxa"/>
-                    <w:right w:w="80" w:type="dxa"/>
-                  </w:tcMar>
-                  <w:vAlign w:val="center"/>
-                </w:tcPr>
-                <w:p>
-                  <w:pPr>
-                    <w:jc w:val="center"/>
-                  </w:pPr>
-                  <w:r>
-                    <w:rPr>
-                      <w:rFonts w:cs="Times New Roman"/>
-                      <w:sz w:val="20"/>
-                      <w:szCs w:val="20"/>
-                    </w:rPr>
-                    <w:t>Tuần 10 (09/11-15/11)</w:t>
-                  </w:r>
-                </w:p>
-              </w:tc>
-              <w:tc>
-                <w:tcPr>
-                  <w:tcW w:w="3300" w:type="dxa"/>
-                  <w:tcBorders>
-                    <w:top w:val="single" w:sz="4" w:space="0" w:color="000000"/>
-                    <w:left w:val="single" w:sz="4" w:space="0" w:color="000000"/>
-                    <w:bottom w:val="single" w:sz="4" w:space="0" w:color="000000"/>
-                    <w:right w:val="single" w:sz="4" w:space="0" w:color="000000"/>
-                  </w:tcBorders>
-                  <w:tcMar>
-                    <w:top w:w="60" w:type="dxa"/>
-                    <w:left w:w="80" w:type="dxa"/>
-                    <w:bottom w:w="60" w:type="dxa"/>
-                    <w:right w:w="80" w:type="dxa"/>
-                  </w:tcMar>
-                  <w:vAlign w:val="center"/>
-                </w:tcPr>
-                <w:p>
-                  <w:r>
-                    <w:rPr>
-                      <w:rFonts w:cs="Times New Roman"/>
-                      <w:sz w:val="20"/>
-                      <w:szCs w:val="20"/>
-                    </w:rPr>
-                    <w:t>Cùng Lam xây</w:t>
-                  </w:r>
-                  <w:r>
-                    <w:rPr>
-                      <w:rFonts w:cs="Times New Roman"/>
-                      <w:sz w:val="20"/>
-                      <w:szCs w:val="20"/>
-                    </w:rPr>
-                    <w:t xml:space="preserve"> dựng testbench producer/consumer trên 4 lõi.</w:t>
-                  </w:r>
-                </w:p>
-              </w:tc>
-              <w:tc>
-                <w:tcPr>
-                  <w:tcW w:w="3300" w:type="dxa"/>
-                  <w:tcBorders>
-                    <w:top w:val="single" w:sz="4" w:space="0" w:color="000000"/>
-                    <w:left w:val="single" w:sz="4" w:space="0" w:color="000000"/>
-                    <w:bottom w:val="single" w:sz="4" w:space="0" w:color="000000"/>
-                    <w:right w:val="single" w:sz="4" w:space="0" w:color="000000"/>
-                  </w:tcBorders>
-                  <w:tcMar>
-                    <w:top w:w="60" w:type="dxa"/>
-                    <w:left w:w="80" w:type="dxa"/>
-                    <w:bottom w:w="60" w:type="dxa"/>
-                    <w:right w:w="80" w:type="dxa"/>
-                  </w:tcMar>
-                  <w:vAlign w:val="center"/>
-                </w:tcPr>
-                <w:p>
-                  <w:r>
-                    <w:rPr>
-                      <w:rFonts w:cs="Times New Roman"/>
-                      <w:sz w:val="20"/>
-                      <w:szCs w:val="20"/>
-                    </w:rPr>
-                    <w:t>Xây dựng UVM cho Cache L2 và coherence manager; testbench producer/consumer trên 4 lõi.</w:t>
-                  </w:r>
-                </w:p>
-              </w:tc>
-              <w:tc>
-                <w:tcPr>
-                  <w:tcW w:w="1235" w:type="dxa"/>
-                  <w:tcBorders>
-                    <w:top w:val="single" w:sz="4" w:space="0" w:color="000000"/>
-                    <w:left w:val="single" w:sz="4" w:space="0" w:color="000000"/>
-                    <w:bottom w:val="single" w:sz="4" w:space="0" w:color="000000"/>
-                    <w:right w:val="single" w:sz="4" w:space="0" w:color="000000"/>
-                  </w:tcBorders>
-                  <w:tcMar>
-                    <w:top w:w="60" w:type="dxa"/>
-                    <w:left w:w="80" w:type="dxa"/>
-                    <w:bottom w:w="60" w:type="dxa"/>
-                    <w:right w:w="80" w:type="dxa"/>
-                  </w:tcMar>
-                  <w:vAlign w:val="center"/>
-                </w:tcPr>
-                <w:p>
-                  <w:r>
-                    <w:rPr>
-                      <w:rFonts w:cs="Times New Roman"/>
-                      <w:sz w:val="20"/>
-                      <w:szCs w:val="20"/>
-                    </w:rPr>
-                    <w:t>Nội dung 3 hoàn tất, coherence PASS mô phỏng.</w:t>
-                  </w:r>
-                </w:p>
-              </w:tc>
-            </w:tr>
-            <w:tr>
-              <w:tc>
-                <w:tcPr>
-                  <w:tcW w:w="1300" w:type="dxa"/>
-                  <w:tcBorders>
-                    <w:top w:val="single" w:sz="4" w:space="0" w:color="000000"/>
-                    <w:left w:val="single" w:sz="4" w:space="0" w:color="000000"/>
-                    <w:bottom w:val="single" w:sz="4" w:space="0" w:color="000000"/>
-                    <w:right w:val="single" w:sz="4" w:space="0" w:color="000000"/>
-                  </w:tcBorders>
-                  <w:tcMar>
-                    <w:top w:w="60" w:type="dxa"/>
-                    <w:left w:w="80" w:type="dxa"/>
-                    <w:bottom w:w="60" w:type="dxa"/>
-                    <w:right w:w="80" w:type="dxa"/>
-                  </w:tcMar>
-                  <w:vAlign w:val="center"/>
-                </w:tcPr>
-                <w:p>
-                  <w:pPr>
-                    <w:jc w:val="center"/>
-                  </w:pPr>
-                  <w:r>
-                    <w:rPr>
-                      <w:rFonts w:cs="Times New Roman"/>
-                      <w:sz w:val="20"/>
-                      <w:szCs w:val="20"/>
-                    </w:rPr>
-                    <w:t>Tuần 11 (16/11-22/11)</w:t>
-                  </w:r>
-                </w:p>
-              </w:tc>
-              <w:tc>
-                <w:tcPr>
-                  <w:tcW w:w="3300" w:type="dxa"/>
-                  <w:tcBorders>
-                    <w:top w:val="single" w:sz="4" w:space="0" w:color="000000"/>
-                    <w:left w:val="single" w:sz="4" w:space="0" w:color="000000"/>
-                    <w:bottom w:val="single" w:sz="4" w:space="0" w:color="000000"/>
-                    <w:right w:val="single" w:sz="4" w:space="0" w:color="000000"/>
-                  </w:tcBorders>
-                  <w:tcMar>
-                    <w:top w:w="60" w:type="dxa"/>
-                    <w:left w:w="80" w:type="dxa"/>
-                    <w:bottom w:w="60" w:type="dxa"/>
-                    <w:right w:w="80" w:type="dxa"/>
-                  </w:tcMar>
-                  <w:vAlign w:val="center"/>
-                </w:tcPr>
-                <w:p>
-                  <w:r>
-                    <w:rPr>
-                      <w:rFonts w:cs="Times New Roman"/>
-                      <w:sz w:val="20"/>
-                      <w:szCs w:val="20"/>
-                    </w:rPr>
-                    <w:t xml:space="preserve">Thiết kế bộ điều khiển SD card/SPI (dùng IP Vivado), </w:t>
-                  </w:r>
-                  <w:r>
-                    <w:rPr>
-                      <w:rFonts w:cs="Times New Roman"/>
-                      <w:sz w:val="20"/>
-                      <w:szCs w:val="20"/>
-                    </w:rPr>
-                    <w:t>chuẩn bị đấu vào AXI</w:t>
-                  </w:r>
-                  <w:r>
-                    <w:rPr>
-                      <w:rFonts w:cs="Times New Roman"/>
-                      <w:sz w:val="20"/>
-                      <w:szCs w:val="20"/>
-                    </w:rPr>
-                    <w:t>4</w:t>
-                  </w:r>
-                  <w:r>
-                    <w:rPr>
-                      <w:rFonts w:cs="Times New Roman"/>
-                      <w:sz w:val="20"/>
-                      <w:szCs w:val="20"/>
-                    </w:rPr>
-                    <w:t xml:space="preserve"> system bus.</w:t>
-                  </w:r>
-                </w:p>
-              </w:tc>
-              <w:tc>
-                <w:tcPr>
-                  <w:tcW w:w="3300" w:type="dxa"/>
-                  <w:tcBorders>
-                    <w:top w:val="single" w:sz="4" w:space="0" w:color="000000"/>
-                    <w:left w:val="single" w:sz="4" w:space="0" w:color="000000"/>
-                    <w:bottom w:val="single" w:sz="4" w:space="0" w:color="000000"/>
-                    <w:right w:val="single" w:sz="4" w:space="0" w:color="000000"/>
-                  </w:tcBorders>
-                  <w:tcMar>
-                    <w:top w:w="60" w:type="dxa"/>
-                    <w:left w:w="80" w:type="dxa"/>
-                    <w:bottom w:w="60" w:type="dxa"/>
-                    <w:right w:w="80" w:type="dxa"/>
-                  </w:tcMar>
-                  <w:vAlign w:val="center"/>
-                </w:tcPr>
-                <w:p>
-                  <w:r>
-                    <w:rPr>
-                      <w:rFonts w:cs="Times New Roman"/>
-                      <w:sz w:val="20"/>
-                      <w:szCs w:val="20"/>
-                    </w:rPr>
-                    <w:t>Hoàn thiện DMA đầy đủ - nối DMA vào AXI</w:t>
-                  </w:r>
-                  <w:r>
-                    <w:rPr>
-                      <w:rFonts w:cs="Times New Roman"/>
-                      <w:sz w:val="20"/>
-                      <w:szCs w:val="20"/>
-                    </w:rPr>
-                    <w:t>4</w:t>
-                  </w:r>
-                  <w:r>
-                    <w:rPr>
-                      <w:rFonts w:cs="Times New Roman"/>
-                      <w:sz w:val="20"/>
-                      <w:szCs w:val="20"/>
-                    </w:rPr>
-                    <w:t xml:space="preserve"> system bus thật, hỗ trợ transfer với nguồn ngoài.</w:t>
-                  </w:r>
-                </w:p>
-              </w:tc>
-              <w:tc>
-                <w:tcPr>
-                  <w:tcW w:w="1235" w:type="dxa"/>
-                  <w:tcBorders>
-                    <w:top w:val="single" w:sz="4" w:space="0" w:color="000000"/>
-                    <w:left w:val="single" w:sz="4" w:space="0" w:color="000000"/>
-                    <w:bottom w:val="single" w:sz="4" w:space="0" w:color="000000"/>
-                    <w:right w:val="single" w:sz="4" w:space="0" w:color="000000"/>
-                  </w:tcBorders>
-                  <w:tcMar>
-                    <w:top w:w="60" w:type="dxa"/>
-                    <w:left w:w="80" w:type="dxa"/>
-                    <w:bottom w:w="60" w:type="dxa"/>
-                    <w:right w:w="80" w:type="dxa"/>
-                  </w:tcMar>
-                  <w:vAlign w:val="center"/>
-                </w:tcPr>
-                <w:p>
-                  <w:r>
-                    <w:rPr>
-                      <w:rFonts w:cs="Times New Roman"/>
-                      <w:sz w:val="20"/>
-                      <w:szCs w:val="20"/>
-                    </w:rPr>
-                    <w:t>Tuần trọng tâm của khối DMA theo yêu cầu của giảng viên hướng dẫn.</w:t>
-                  </w:r>
-                </w:p>
-              </w:tc>
-            </w:tr>
-            <w:tr>
-              <w:tc>
-                <w:tcPr>
-                  <w:tcW w:w="1300" w:type="dxa"/>
-                  <w:tcBorders>
-                    <w:top w:val="single" w:sz="4" w:space="0" w:color="000000"/>
-                    <w:left w:val="single" w:sz="4" w:space="0" w:color="000000"/>
-                    <w:bottom w:val="single" w:sz="4" w:space="0" w:color="000000"/>
-                    <w:right w:val="single" w:sz="4" w:space="0" w:color="000000"/>
-                  </w:tcBorders>
-                  <w:tcMar>
-                    <w:top w:w="60" w:type="dxa"/>
-                    <w:left w:w="80" w:type="dxa"/>
-                    <w:bottom w:w="60" w:type="dxa"/>
-                    <w:right w:w="80" w:type="dxa"/>
-                  </w:tcMar>
-                  <w:vAlign w:val="center"/>
-                </w:tcPr>
-                <w:p>
-                  <w:pPr>
-                    <w:jc w:val="center"/>
-                  </w:pPr>
-                  <w:r>
-                    <w:rPr>
-                      <w:rFonts w:cs="Times New Roman"/>
-                      <w:sz w:val="20"/>
-                      <w:szCs w:val="20"/>
-                    </w:rPr>
-                    <w:t>Tuần 12 (23/11-29/11)</w:t>
-                  </w:r>
-                </w:p>
-              </w:tc>
-              <w:tc>
-                <w:tcPr>
-                  <w:tcW w:w="3300" w:type="dxa"/>
-                  <w:tcBorders>
-                    <w:top w:val="single" w:sz="4" w:space="0" w:color="000000"/>
-                    <w:left w:val="single" w:sz="4" w:space="0" w:color="000000"/>
-                    <w:bottom w:val="single" w:sz="4" w:space="0" w:color="000000"/>
-                    <w:right w:val="single" w:sz="4" w:space="0" w:color="000000"/>
-                  </w:tcBorders>
-                  <w:tcMar>
-                    <w:top w:w="60" w:type="dxa"/>
-                    <w:left w:w="80" w:type="dxa"/>
-                    <w:bottom w:w="60" w:type="dxa"/>
-                    <w:right w:w="80" w:type="dxa"/>
-                  </w:tcMar>
-                  <w:vAlign w:val="center"/>
-                </w:tcPr>
-                <w:p>
-                  <w:r>
-                    <w:rPr>
-                      <w:rFonts w:cs="Times New Roman"/>
-                      <w:sz w:val="20"/>
-                      <w:szCs w:val="20"/>
-                    </w:rPr>
-                    <w:t xml:space="preserve">Ghép SD/SPI controller - DMA </w:t>
-                  </w:r>
-                  <w:r>
-                    <w:rPr>
-                      <w:rFonts w:cs="Times New Roman"/>
-                      <w:sz w:val="20"/>
-                      <w:szCs w:val="20"/>
-                    </w:rPr>
-                    <w:t>–</w:t>
-                  </w:r>
-                  <w:r>
-                    <w:rPr>
-                      <w:rFonts w:cs="Times New Roman"/>
-                      <w:sz w:val="20"/>
-                      <w:szCs w:val="20"/>
-                    </w:rPr>
-                    <w:t xml:space="preserve"> AXI</w:t>
-                  </w:r>
-                  <w:r>
-                    <w:rPr>
-                      <w:rFonts w:cs="Times New Roman"/>
-                      <w:sz w:val="20"/>
-                      <w:szCs w:val="20"/>
-                    </w:rPr>
-                    <w:t>4</w:t>
-                  </w:r>
-                  <w:r>
-                    <w:rPr>
-                      <w:rFonts w:cs="Times New Roman"/>
-                      <w:sz w:val="20"/>
-                      <w:szCs w:val="20"/>
-                    </w:rPr>
-                    <w:t xml:space="preserve"> system bus, test đọc thử một block từ mô hình SD giả lập.</w:t>
-                  </w:r>
-                </w:p>
-              </w:tc>
-              <w:tc>
-                <w:tcPr>
-                  <w:tcW w:w="3300" w:type="dxa"/>
-                  <w:tcBorders>
-                    <w:top w:val="single" w:sz="4" w:space="0" w:color="000000"/>
-                    <w:left w:val="single" w:sz="4" w:space="0" w:color="000000"/>
-                    <w:bottom w:val="single" w:sz="4" w:space="0" w:color="000000"/>
-                    <w:right w:val="single" w:sz="4" w:space="0" w:color="000000"/>
-                  </w:tcBorders>
-                  <w:tcMar>
-                    <w:top w:w="60" w:type="dxa"/>
-                    <w:left w:w="80" w:type="dxa"/>
-                    <w:bottom w:w="60" w:type="dxa"/>
-                    <w:right w:w="80" w:type="dxa"/>
-                  </w:tcMar>
-                  <w:vAlign w:val="center"/>
-                </w:tcPr>
-                <w:p>
-                  <w:r>
-                    <w:rPr>
-                      <w:rFonts w:cs="Times New Roman"/>
-                      <w:sz w:val="20"/>
-                      <w:szCs w:val="20"/>
-                    </w:rPr>
-                    <w:t>Hỗ trợ debug đường DMA-SD, hoàn thiện UVM còn lại.</w:t>
-                  </w:r>
-                </w:p>
-              </w:tc>
-              <w:tc>
-                <w:tcPr>
-                  <w:tcW w:w="1235" w:type="dxa"/>
-                  <w:tcBorders>
-                    <w:top w:val="single" w:sz="4" w:space="0" w:color="000000"/>
-                    <w:left w:val="single" w:sz="4" w:space="0" w:color="000000"/>
-                    <w:bottom w:val="single" w:sz="4" w:space="0" w:color="000000"/>
-                    <w:right w:val="single" w:sz="4" w:space="0" w:color="000000"/>
-                  </w:tcBorders>
-                  <w:tcMar>
-                    <w:top w:w="60" w:type="dxa"/>
-                    <w:left w:w="80" w:type="dxa"/>
-                    <w:bottom w:w="60" w:type="dxa"/>
-                    <w:right w:w="80" w:type="dxa"/>
-                  </w:tcMar>
-                  <w:vAlign w:val="center"/>
-                </w:tcPr>
-                <w:p>
-                  <w:r>
-                    <w:rPr>
-                      <w:rFonts w:cs="Times New Roman"/>
-                      <w:sz w:val="20"/>
-                      <w:szCs w:val="20"/>
-                    </w:rPr>
-                    <w:t>Đường SD - DMA - DRAM chạy được trong mô phỏng.</w:t>
-                  </w:r>
-                </w:p>
-              </w:tc>
-            </w:tr>
-            <w:tr>
-              <w:tc>
-                <w:tcPr>
-                  <w:tcW w:w="1300" w:type="dxa"/>
-                  <w:tcBorders>
-                    <w:top w:val="single" w:sz="4" w:space="0" w:color="000000"/>
-                    <w:left w:val="single" w:sz="4" w:space="0" w:color="000000"/>
-                    <w:bottom w:val="single" w:sz="4" w:space="0" w:color="000000"/>
-                    <w:right w:val="single" w:sz="4" w:space="0" w:color="000000"/>
-                  </w:tcBorders>
-                  <w:tcMar>
-                    <w:top w:w="60" w:type="dxa"/>
-                    <w:left w:w="80" w:type="dxa"/>
-                    <w:bottom w:w="60" w:type="dxa"/>
-                    <w:right w:w="80" w:type="dxa"/>
-                  </w:tcMar>
-                  <w:vAlign w:val="center"/>
-                </w:tcPr>
-                <w:p>
-                  <w:pPr>
-                    <w:jc w:val="center"/>
-                  </w:pPr>
-                  <w:r>
-                    <w:rPr>
-                      <w:rFonts w:cs="Times New Roman"/>
-                      <w:sz w:val="20"/>
-                      <w:szCs w:val="20"/>
-                    </w:rPr>
-                    <w:t>Tuần 13 (30/11-06/12)</w:t>
-                  </w:r>
-                </w:p>
-              </w:tc>
-              <w:tc>
-                <w:tcPr>
-                  <w:tcW w:w="3300" w:type="dxa"/>
-                  <w:tcBorders>
-                    <w:top w:val="single" w:sz="4" w:space="0" w:color="000000"/>
-                    <w:left w:val="single" w:sz="4" w:space="0" w:color="000000"/>
-                    <w:bottom w:val="single" w:sz="4" w:space="0" w:color="000000"/>
-                    <w:right w:val="single" w:sz="4" w:space="0" w:color="000000"/>
-                  </w:tcBorders>
-                  <w:tcMar>
-                    <w:top w:w="60" w:type="dxa"/>
-                    <w:left w:w="80" w:type="dxa"/>
-                    <w:bottom w:w="60" w:type="dxa"/>
-                    <w:right w:w="80" w:type="dxa"/>
-                  </w:tcMar>
-                  <w:vAlign w:val="center"/>
-                </w:tcPr>
-                <w:p>
-                  <w:r>
-                    <w:rPr>
-                      <w:rFonts w:cs="Times New Roman"/>
-                      <w:sz w:val="20"/>
-                      <w:szCs w:val="20"/>
-                    </w:rPr>
-                    <w:t>Tích hợp toàn hệ thống lần 1 (4 lõi + Cac</w:t>
-                  </w:r>
-                  <w:r>
-                    <w:rPr>
-                      <w:rFonts w:cs="Times New Roman"/>
-                      <w:sz w:val="20"/>
-                      <w:szCs w:val="20"/>
-                    </w:rPr>
-                    <w:t>he L1/L2 + MESI + AHB + AXI</w:t>
-                  </w:r>
-                  <w:r>
-                    <w:rPr>
-                      <w:rFonts w:cs="Times New Roman"/>
-                      <w:sz w:val="20"/>
-                      <w:szCs w:val="20"/>
-                    </w:rPr>
-                    <w:t>4</w:t>
-                  </w:r>
-                  <w:r>
-                    <w:rPr>
-                      <w:rFonts w:cs="Times New Roman"/>
-                      <w:sz w:val="20"/>
-                      <w:szCs w:val="20"/>
-                    </w:rPr>
-                    <w:t xml:space="preserve"> + DMA + SD/SPI), dành trọn tuần để debug tích hợp, không thêm tính năng mới.</w:t>
-                  </w:r>
-                </w:p>
-              </w:tc>
-              <w:tc>
-                <w:tcPr>
-                  <w:tcW w:w="3300" w:type="dxa"/>
-                  <w:tcBorders>
-                    <w:top w:val="single" w:sz="4" w:space="0" w:color="000000"/>
-                    <w:left w:val="single" w:sz="4" w:space="0" w:color="000000"/>
-                    <w:bottom w:val="single" w:sz="4" w:space="0" w:color="000000"/>
-                    <w:right w:val="single" w:sz="4" w:space="0" w:color="000000"/>
-                  </w:tcBorders>
-                  <w:tcMar>
-                    <w:top w:w="60" w:type="dxa"/>
-                    <w:left w:w="80" w:type="dxa"/>
-                    <w:bottom w:w="60" w:type="dxa"/>
-                    <w:right w:w="80" w:type="dxa"/>
-                  </w:tcMar>
-                  <w:vAlign w:val="center"/>
-                </w:tcPr>
-                <w:p>
-                  <w:r>
-                    <w:rPr>
-                      <w:rFonts w:cs="Times New Roman"/>
-                      <w:sz w:val="20"/>
-                      <w:szCs w:val="20"/>
-                    </w:rPr>
-                    <w:t>Tích hợp toàn hệ thống lần 1 (cùng Lâm), dành trọn tuần để debug tích hợp, không thêm tính năng mới.</w:t>
-                  </w:r>
-                </w:p>
-              </w:tc>
-              <w:tc>
-                <w:tcPr>
-                  <w:tcW w:w="1235" w:type="dxa"/>
-                  <w:tcBorders>
-                    <w:top w:val="single" w:sz="4" w:space="0" w:color="000000"/>
-                    <w:left w:val="single" w:sz="4" w:space="0" w:color="000000"/>
-                    <w:bottom w:val="single" w:sz="4" w:space="0" w:color="000000"/>
-                    <w:right w:val="single" w:sz="4" w:space="0" w:color="000000"/>
-                  </w:tcBorders>
-                  <w:tcMar>
-                    <w:top w:w="60" w:type="dxa"/>
-                    <w:left w:w="80" w:type="dxa"/>
-                    <w:bottom w:w="60" w:type="dxa"/>
-                    <w:right w:w="80" w:type="dxa"/>
-                  </w:tcMar>
-                  <w:vAlign w:val="center"/>
-                </w:tcPr>
-                <w:p>
-                  <w:r>
-                    <w:rPr>
-                      <w:rFonts w:cs="Times New Roman"/>
-                      <w:sz w:val="20"/>
-                      <w:szCs w:val="20"/>
-                    </w:rPr>
-                    <w:t>Tuần rủi ro tiến độ cao nhất.</w:t>
-                  </w:r>
-                </w:p>
-              </w:tc>
-            </w:tr>
-            <w:tr>
-              <w:tc>
-                <w:tcPr>
-                  <w:tcW w:w="1300" w:type="dxa"/>
-                  <w:tcBorders>
-                    <w:top w:val="single" w:sz="4" w:space="0" w:color="000000"/>
-                    <w:left w:val="single" w:sz="4" w:space="0" w:color="000000"/>
-                    <w:bottom w:val="single" w:sz="4" w:space="0" w:color="000000"/>
-                    <w:right w:val="single" w:sz="4" w:space="0" w:color="000000"/>
-                  </w:tcBorders>
-                  <w:tcMar>
-                    <w:top w:w="60" w:type="dxa"/>
-                    <w:left w:w="80" w:type="dxa"/>
-                    <w:bottom w:w="60" w:type="dxa"/>
-                    <w:right w:w="80" w:type="dxa"/>
-                  </w:tcMar>
-                  <w:vAlign w:val="center"/>
-                </w:tcPr>
-                <w:p>
-                  <w:pPr>
-                    <w:jc w:val="center"/>
-                  </w:pPr>
-                  <w:r>
-                    <w:rPr>
-                      <w:rFonts w:cs="Times New Roman"/>
-                      <w:sz w:val="20"/>
-                      <w:szCs w:val="20"/>
-                    </w:rPr>
-                    <w:t>Tuần 14 (07/12-13/1</w:t>
-                  </w:r>
-                  <w:r>
-                    <w:rPr>
-                      <w:rFonts w:cs="Times New Roman"/>
-                      <w:sz w:val="20"/>
-                      <w:szCs w:val="20"/>
-                    </w:rPr>
-                    <w:t>2)</w:t>
-                  </w:r>
-                </w:p>
-              </w:tc>
-              <w:tc>
-                <w:tcPr>
-                  <w:tcW w:w="3300" w:type="dxa"/>
-                  <w:tcBorders>
-                    <w:top w:val="single" w:sz="4" w:space="0" w:color="000000"/>
-                    <w:left w:val="single" w:sz="4" w:space="0" w:color="000000"/>
-                    <w:bottom w:val="single" w:sz="4" w:space="0" w:color="000000"/>
-                    <w:right w:val="single" w:sz="4" w:space="0" w:color="000000"/>
-                  </w:tcBorders>
-                  <w:tcMar>
-                    <w:top w:w="60" w:type="dxa"/>
-                    <w:left w:w="80" w:type="dxa"/>
-                    <w:bottom w:w="60" w:type="dxa"/>
-                    <w:right w:w="80" w:type="dxa"/>
-                  </w:tcMar>
-                  <w:vAlign w:val="center"/>
-                </w:tcPr>
-                <w:p>
-                  <w:r>
-                    <w:rPr>
-                      <w:rFonts w:cs="Times New Roman"/>
-                      <w:sz w:val="20"/>
-                      <w:szCs w:val="20"/>
-                    </w:rPr>
-                    <w:t>Fix lỗi tích hợp, hoàn thiện testbench toàn hệ thống.</w:t>
-                  </w:r>
-                </w:p>
-              </w:tc>
-              <w:tc>
-                <w:tcPr>
-                  <w:tcW w:w="3300" w:type="dxa"/>
-                  <w:tcBorders>
-                    <w:top w:val="single" w:sz="4" w:space="0" w:color="000000"/>
-                    <w:left w:val="single" w:sz="4" w:space="0" w:color="000000"/>
-                    <w:bottom w:val="single" w:sz="4" w:space="0" w:color="000000"/>
-                    <w:right w:val="single" w:sz="4" w:space="0" w:color="000000"/>
-                  </w:tcBorders>
-                  <w:tcMar>
-                    <w:top w:w="60" w:type="dxa"/>
-                    <w:left w:w="80" w:type="dxa"/>
-                    <w:bottom w:w="60" w:type="dxa"/>
-                    <w:right w:w="80" w:type="dxa"/>
-                  </w:tcMar>
-                  <w:vAlign w:val="center"/>
-                </w:tcPr>
-                <w:p>
-                  <w:r>
-                    <w:rPr>
-                      <w:rFonts w:cs="Times New Roman"/>
-                      <w:sz w:val="20"/>
-                      <w:szCs w:val="20"/>
-                    </w:rPr>
-                    <w:t>Fix lỗi tích hợp, hoàn thiện testbench toàn hệ thống (cùng Lâm).</w:t>
-                  </w:r>
-                </w:p>
-              </w:tc>
-              <w:tc>
-                <w:tcPr>
-                  <w:tcW w:w="1235" w:type="dxa"/>
-                  <w:tcBorders>
-                    <w:top w:val="single" w:sz="4" w:space="0" w:color="000000"/>
-                    <w:left w:val="single" w:sz="4" w:space="0" w:color="000000"/>
-                    <w:bottom w:val="single" w:sz="4" w:space="0" w:color="000000"/>
-                    <w:right w:val="single" w:sz="4" w:space="0" w:color="000000"/>
-                  </w:tcBorders>
-                  <w:tcMar>
-                    <w:top w:w="60" w:type="dxa"/>
-                    <w:left w:w="80" w:type="dxa"/>
-                    <w:bottom w:w="60" w:type="dxa"/>
-                    <w:right w:w="80" w:type="dxa"/>
-                  </w:tcMar>
-                  <w:vAlign w:val="center"/>
-                </w:tcPr>
-                <w:p>
-                  <w:r>
-                    <w:rPr>
-                      <w:rFonts w:cs="Times New Roman"/>
-                      <w:sz w:val="20"/>
-                      <w:szCs w:val="20"/>
-                    </w:rPr>
-                    <w:t>Demo mô phỏng RTL bắt buộc PASS.</w:t>
-                  </w:r>
-                </w:p>
-              </w:tc>
-            </w:tr>
-            <w:tr>
-              <w:tc>
-                <w:tcPr>
-                  <w:tcW w:w="1300" w:type="dxa"/>
-                  <w:tcBorders>
-                    <w:top w:val="single" w:sz="4" w:space="0" w:color="000000"/>
-                    <w:left w:val="single" w:sz="4" w:space="0" w:color="000000"/>
-                    <w:bottom w:val="single" w:sz="4" w:space="0" w:color="000000"/>
-                    <w:right w:val="single" w:sz="4" w:space="0" w:color="000000"/>
-                  </w:tcBorders>
-                  <w:tcMar>
-                    <w:top w:w="60" w:type="dxa"/>
-                    <w:left w:w="80" w:type="dxa"/>
-                    <w:bottom w:w="60" w:type="dxa"/>
-                    <w:right w:w="80" w:type="dxa"/>
-                  </w:tcMar>
-                  <w:vAlign w:val="center"/>
-                </w:tcPr>
-                <w:p>
-                  <w:pPr>
-                    <w:jc w:val="center"/>
-                  </w:pPr>
-                  <w:r>
-                    <w:rPr>
-                      <w:rFonts w:cs="Times New Roman"/>
-                      <w:sz w:val="20"/>
-                      <w:szCs w:val="20"/>
-                    </w:rPr>
-                    <w:t>Tuần 15 (14/12-20/12)</w:t>
-                  </w:r>
-                </w:p>
-              </w:tc>
-              <w:tc>
-                <w:tcPr>
-                  <w:tcW w:w="3300" w:type="dxa"/>
-                  <w:tcBorders>
-                    <w:top w:val="single" w:sz="4" w:space="0" w:color="000000"/>
-                    <w:left w:val="single" w:sz="4" w:space="0" w:color="000000"/>
-                    <w:bottom w:val="single" w:sz="4" w:space="0" w:color="000000"/>
-                    <w:right w:val="single" w:sz="4" w:space="0" w:color="000000"/>
-                  </w:tcBorders>
-                  <w:tcMar>
-                    <w:top w:w="60" w:type="dxa"/>
-                    <w:left w:w="80" w:type="dxa"/>
-                    <w:bottom w:w="60" w:type="dxa"/>
-                    <w:right w:w="80" w:type="dxa"/>
-                  </w:tcMar>
-                  <w:vAlign w:val="center"/>
-                </w:tcPr>
-                <w:p>
-                  <w:r>
-                    <w:rPr>
-                      <w:rFonts w:cs="Times New Roman"/>
-                      <w:sz w:val="20"/>
-                      <w:szCs w:val="20"/>
-                    </w:rPr>
-                    <w:t>Tổng hợp thiết kế bằng Vivado (synthesis), đánh giá tài nguyên LUT/FF/BRAM.</w:t>
-                  </w:r>
-                </w:p>
-              </w:tc>
-              <w:tc>
-                <w:tcPr>
-                  <w:tcW w:w="3300" w:type="dxa"/>
-                  <w:tcBorders>
-                    <w:top w:val="single" w:sz="4" w:space="0" w:color="000000"/>
-                    <w:left w:val="single" w:sz="4" w:space="0" w:color="000000"/>
-                    <w:bottom w:val="single" w:sz="4" w:space="0" w:color="000000"/>
-                    <w:right w:val="single" w:sz="4" w:space="0" w:color="000000"/>
-                  </w:tcBorders>
-                  <w:tcMar>
-                    <w:top w:w="60" w:type="dxa"/>
-                    <w:left w:w="80" w:type="dxa"/>
-                    <w:bottom w:w="60" w:type="dxa"/>
-                    <w:right w:w="80" w:type="dxa"/>
-                  </w:tcMar>
-                  <w:vAlign w:val="center"/>
-                </w:tcPr>
-                <w:p>
-                  <w:r>
-                    <w:rPr>
-                      <w:rFonts w:cs="Times New Roman"/>
-                      <w:sz w:val="20"/>
-                      <w:szCs w:val="20"/>
-                    </w:rPr>
-                    <w:t>Tổng hợp thiết kế bằng Vivado (cùng Lâm).</w:t>
-                  </w:r>
-                </w:p>
-              </w:tc>
-              <w:tc>
-                <w:tcPr>
-                  <w:tcW w:w="1235" w:type="dxa"/>
-                  <w:tcBorders>
-                    <w:top w:val="single" w:sz="4" w:space="0" w:color="000000"/>
-                    <w:left w:val="single" w:sz="4" w:space="0" w:color="000000"/>
-                    <w:bottom w:val="single" w:sz="4" w:space="0" w:color="000000"/>
-                    <w:right w:val="single" w:sz="4" w:space="0" w:color="000000"/>
-                  </w:tcBorders>
-                  <w:tcMar>
-                    <w:top w:w="60" w:type="dxa"/>
-                    <w:left w:w="80" w:type="dxa"/>
-                    <w:bottom w:w="60" w:type="dxa"/>
-                    <w:right w:w="80" w:type="dxa"/>
-                  </w:tcMar>
-                  <w:vAlign w:val="center"/>
-                </w:tcPr>
-                <w:p/>
-              </w:tc>
-            </w:tr>
-            <w:tr>
-              <w:tc>
-                <w:tcPr>
-                  <w:tcW w:w="1300" w:type="dxa"/>
-                  <w:tcBorders>
-                    <w:top w:val="single" w:sz="4" w:space="0" w:color="000000"/>
-                    <w:left w:val="single" w:sz="4" w:space="0" w:color="000000"/>
-                    <w:bottom w:val="single" w:sz="4" w:space="0" w:color="000000"/>
-                    <w:right w:val="single" w:sz="4" w:space="0" w:color="000000"/>
-                  </w:tcBorders>
-                  <w:tcMar>
-                    <w:top w:w="60" w:type="dxa"/>
-                    <w:left w:w="80" w:type="dxa"/>
-                    <w:bottom w:w="60" w:type="dxa"/>
-                    <w:right w:w="80" w:type="dxa"/>
-                  </w:tcMar>
-                  <w:vAlign w:val="center"/>
-                </w:tcPr>
-                <w:p>
-                  <w:pPr>
-                    <w:jc w:val="center"/>
-                  </w:pPr>
-                  <w:r>
-                    <w:rPr>
-                      <w:rFonts w:cs="Times New Roman"/>
-                      <w:sz w:val="20"/>
-                      <w:szCs w:val="20"/>
-                    </w:rPr>
-                    <w:t>Tuần 16 (21/12-27/12)</w:t>
-                  </w:r>
-                </w:p>
-              </w:tc>
-              <w:tc>
-                <w:tcPr>
-                  <w:tcW w:w="3300" w:type="dxa"/>
-                  <w:tcBorders>
-                    <w:top w:val="single" w:sz="4" w:space="0" w:color="000000"/>
-                    <w:left w:val="single" w:sz="4" w:space="0" w:color="000000"/>
-                    <w:bottom w:val="single" w:sz="4" w:space="0" w:color="000000"/>
-                    <w:right w:val="single" w:sz="4" w:space="0" w:color="000000"/>
-                  </w:tcBorders>
-                  <w:tcMar>
-                    <w:top w:w="60" w:type="dxa"/>
-                    <w:left w:w="80" w:type="dxa"/>
-                    <w:bottom w:w="60" w:type="dxa"/>
-                    <w:right w:w="80" w:type="dxa"/>
-                  </w:tcMar>
-                  <w:vAlign w:val="center"/>
-                </w:tcPr>
-                <w:p>
-                  <w:r>
-                    <w:rPr>
-                      <w:rFonts w:cs="Times New Roman"/>
-                      <w:sz w:val="20"/>
-                      <w:szCs w:val="20"/>
-                    </w:rPr>
-                    <w:t>Bắt đầu bring-up FPGA thật trên kit AMD Virtex UltraScale+ VCU129 (clock, reset, I/O, khe SD vật lý).</w:t>
-                  </w:r>
-                </w:p>
-              </w:tc>
-              <w:tc>
-                <w:tcPr>
-                  <w:tcW w:w="3300" w:type="dxa"/>
-                  <w:tcBorders>
-                    <w:top w:val="single" w:sz="4" w:space="0" w:color="000000"/>
-                    <w:left w:val="single" w:sz="4" w:space="0" w:color="000000"/>
-                    <w:bottom w:val="single" w:sz="4" w:space="0" w:color="000000"/>
-                    <w:right w:val="single" w:sz="4" w:space="0" w:color="000000"/>
-                  </w:tcBorders>
-                  <w:tcMar>
-                    <w:top w:w="60" w:type="dxa"/>
-                    <w:left w:w="80" w:type="dxa"/>
-                    <w:bottom w:w="60" w:type="dxa"/>
-                    <w:right w:w="80" w:type="dxa"/>
-                  </w:tcMar>
-                  <w:vAlign w:val="center"/>
-                </w:tcPr>
-                <w:p>
-                  <w:r>
-                    <w:rPr>
-                      <w:rFonts w:cs="Times New Roman"/>
-                      <w:sz w:val="20"/>
-                      <w:szCs w:val="20"/>
-                    </w:rPr>
-                    <w:t>Bring-up FPGA (cùng Lâm).</w:t>
-                  </w:r>
-                </w:p>
-              </w:tc>
-              <w:tc>
-                <w:tcPr>
-                  <w:tcW w:w="1235" w:type="dxa"/>
-                  <w:tcBorders>
-                    <w:top w:val="single" w:sz="4" w:space="0" w:color="000000"/>
-                    <w:left w:val="single" w:sz="4" w:space="0" w:color="000000"/>
-                    <w:bottom w:val="single" w:sz="4" w:space="0" w:color="000000"/>
-                    <w:right w:val="single" w:sz="4" w:space="0" w:color="000000"/>
-                  </w:tcBorders>
-                  <w:tcMar>
-                    <w:top w:w="60" w:type="dxa"/>
-                    <w:left w:w="80" w:type="dxa"/>
-                    <w:bottom w:w="60" w:type="dxa"/>
-                    <w:right w:w="80" w:type="dxa"/>
-                  </w:tcMar>
-                  <w:vAlign w:val="center"/>
-                </w:tcPr>
-                <w:p/>
-              </w:tc>
-            </w:tr>
-            <w:tr>
-              <w:tc>
-                <w:tcPr>
-                  <w:tcW w:w="1300" w:type="dxa"/>
-                  <w:tcBorders>
-                    <w:top w:val="single" w:sz="4" w:space="0" w:color="000000"/>
-                    <w:left w:val="single" w:sz="4" w:space="0" w:color="000000"/>
-                    <w:bottom w:val="single" w:sz="4" w:space="0" w:color="000000"/>
-                    <w:right w:val="single" w:sz="4" w:space="0" w:color="000000"/>
-                  </w:tcBorders>
-                  <w:tcMar>
-                    <w:top w:w="60" w:type="dxa"/>
-                    <w:left w:w="80" w:type="dxa"/>
-                    <w:bottom w:w="60" w:type="dxa"/>
-                    <w:right w:w="80" w:type="dxa"/>
-                  </w:tcMar>
-                  <w:vAlign w:val="center"/>
-                </w:tcPr>
-                <w:p>
-                  <w:pPr>
-                    <w:jc w:val="center"/>
-                  </w:pPr>
-                  <w:r>
-                    <w:rPr>
-                      <w:rFonts w:cs="Times New Roman"/>
-                      <w:sz w:val="20"/>
-                      <w:szCs w:val="20"/>
-                    </w:rPr>
-                    <w:t>Tuần 17 (28/12-03/01)</w:t>
-                  </w:r>
-                </w:p>
-              </w:tc>
-              <w:tc>
-                <w:tcPr>
-                  <w:tcW w:w="3300" w:type="dxa"/>
-                  <w:tcBorders>
-                    <w:top w:val="single" w:sz="4" w:space="0" w:color="000000"/>
-                    <w:left w:val="single" w:sz="4" w:space="0" w:color="000000"/>
-                    <w:bottom w:val="single" w:sz="4" w:space="0" w:color="000000"/>
-                    <w:right w:val="single" w:sz="4" w:space="0" w:color="000000"/>
-                  </w:tcBorders>
-                  <w:tcMar>
-                    <w:top w:w="60" w:type="dxa"/>
-                    <w:left w:w="80" w:type="dxa"/>
-                    <w:bottom w:w="60" w:type="dxa"/>
-                    <w:right w:w="80" w:type="dxa"/>
-                  </w:tcMar>
-                  <w:vAlign w:val="center"/>
-                </w:tcPr>
-                <w:p>
-                  <w:r>
-                    <w:rPr>
-                      <w:rFonts w:cs="Times New Roman"/>
-                      <w:sz w:val="20"/>
-                      <w:szCs w:val="20"/>
-                    </w:rPr>
-                    <w:t>Debug bring-up FPGA.</w:t>
-                  </w:r>
-                </w:p>
-              </w:tc>
-              <w:tc>
-                <w:tcPr>
-                  <w:tcW w:w="3300" w:type="dxa"/>
-                  <w:tcBorders>
-                    <w:top w:val="single" w:sz="4" w:space="0" w:color="000000"/>
-                    <w:left w:val="single" w:sz="4" w:space="0" w:color="000000"/>
-                    <w:bottom w:val="single" w:sz="4" w:space="0" w:color="000000"/>
-                    <w:right w:val="single" w:sz="4" w:space="0" w:color="000000"/>
-                  </w:tcBorders>
-                  <w:tcMar>
-                    <w:top w:w="60" w:type="dxa"/>
-                    <w:left w:w="80" w:type="dxa"/>
-                    <w:bottom w:w="60" w:type="dxa"/>
-                    <w:right w:w="80" w:type="dxa"/>
-                  </w:tcMar>
-                  <w:vAlign w:val="center"/>
-                </w:tcPr>
-                <w:p>
-                  <w:r>
-                    <w:rPr>
-                      <w:rFonts w:cs="Times New Roman"/>
-                      <w:sz w:val="20"/>
-                      <w:szCs w:val="20"/>
-                    </w:rPr>
-                    <w:t>Debug bring-up FPGA (cùng Lâm) - giai đoạn thường phát sinh khác biệt so với mô phỏng, cần chừa đủ thời gian.</w:t>
-                  </w:r>
-                </w:p>
-              </w:tc>
-              <w:tc>
-                <w:tcPr>
-                  <w:tcW w:w="1235" w:type="dxa"/>
-                  <w:tcBorders>
-                    <w:top w:val="single" w:sz="4" w:space="0" w:color="000000"/>
-                    <w:left w:val="single" w:sz="4" w:space="0" w:color="000000"/>
-                    <w:bottom w:val="single" w:sz="4" w:space="0" w:color="000000"/>
-                    <w:right w:val="single" w:sz="4" w:space="0" w:color="000000"/>
-                  </w:tcBorders>
-                  <w:tcMar>
-                    <w:top w:w="60" w:type="dxa"/>
-                    <w:left w:w="80" w:type="dxa"/>
-                    <w:bottom w:w="60" w:type="dxa"/>
-                    <w:right w:w="80" w:type="dxa"/>
-                  </w:tcMar>
-                  <w:vAlign w:val="center"/>
-                </w:tcPr>
-                <w:p/>
-              </w:tc>
-            </w:tr>
-            <w:tr>
-              <w:tc>
-                <w:tcPr>
-                  <w:tcW w:w="1300" w:type="dxa"/>
-                  <w:tcBorders>
-                    <w:top w:val="single" w:sz="4" w:space="0" w:color="000000"/>
-                    <w:left w:val="single" w:sz="4" w:space="0" w:color="000000"/>
-                    <w:bottom w:val="single" w:sz="4" w:space="0" w:color="000000"/>
-                    <w:right w:val="single" w:sz="4" w:space="0" w:color="000000"/>
-                  </w:tcBorders>
-                  <w:tcMar>
-                    <w:top w:w="60" w:type="dxa"/>
-                    <w:left w:w="80" w:type="dxa"/>
-                    <w:bottom w:w="60" w:type="dxa"/>
-                    <w:right w:w="80" w:type="dxa"/>
-                  </w:tcMar>
-                  <w:vAlign w:val="center"/>
-                </w:tcPr>
-                <w:p>
-                  <w:pPr>
-                    <w:jc w:val="center"/>
-                  </w:pPr>
-                  <w:r>
-                    <w:rPr>
-                      <w:rFonts w:cs="Times New Roman"/>
-                      <w:sz w:val="20"/>
-                      <w:szCs w:val="20"/>
-                    </w:rPr>
-                    <w:lastRenderedPageBreak/>
-                    <w:t>Tuần 18 (04/01-10/01)</w:t>
-                  </w:r>
-                </w:p>
-              </w:tc>
-              <w:tc>
-                <w:tcPr>
-                  <w:tcW w:w="3300" w:type="dxa"/>
-                  <w:tcBorders>
-                    <w:top w:val="single" w:sz="4" w:space="0" w:color="000000"/>
-                    <w:left w:val="single" w:sz="4" w:space="0" w:color="000000"/>
-                    <w:bottom w:val="single" w:sz="4" w:space="0" w:color="000000"/>
-                    <w:right w:val="single" w:sz="4" w:space="0" w:color="000000"/>
-                  </w:tcBorders>
-                  <w:tcMar>
-                    <w:top w:w="60" w:type="dxa"/>
-                    <w:left w:w="80" w:type="dxa"/>
-                    <w:bottom w:w="60" w:type="dxa"/>
-                    <w:right w:w="80" w:type="dxa"/>
-                  </w:tcMar>
-                  <w:vAlign w:val="center"/>
-                </w:tcPr>
-                <w:p>
-                  <w:r>
-                    <w:rPr>
-                      <w:rFonts w:cs="Times New Roman"/>
-                      <w:sz w:val="20"/>
-                      <w:szCs w:val="20"/>
-                    </w:rPr>
-                    <w:t>Chạy kịch bản tự động trên FPGA thật: SD - DMA - DRAM - CPU thực thi - ghi ngược SD; đo hiệu năng/tốc độ quad-core thực tế.</w:t>
-                  </w:r>
-                </w:p>
-              </w:tc>
-              <w:tc>
-                <w:tcPr>
-                  <w:tcW w:w="3300" w:type="dxa"/>
-                  <w:tcBorders>
-                    <w:top w:val="single" w:sz="4" w:space="0" w:color="000000"/>
-                    <w:left w:val="single" w:sz="4" w:space="0" w:color="000000"/>
-                    <w:bottom w:val="single" w:sz="4" w:space="0" w:color="000000"/>
-                    <w:right w:val="single" w:sz="4" w:space="0" w:color="000000"/>
-                  </w:tcBorders>
-                  <w:tcMar>
-                    <w:top w:w="60" w:type="dxa"/>
-                    <w:left w:w="80" w:type="dxa"/>
-                    <w:bottom w:w="60" w:type="dxa"/>
-                    <w:right w:w="80" w:type="dxa"/>
-                  </w:tcMar>
-                  <w:vAlign w:val="center"/>
-                </w:tcPr>
-                <w:p>
-                  <w:r>
-                    <w:rPr>
-                      <w:rFonts w:cs="Times New Roman"/>
-                      <w:sz w:val="20"/>
-                      <w:szCs w:val="20"/>
-                    </w:rPr>
-                    <w:t>Cùng chạy kịch bản tự động và đo hiệu năng (cùng Lâm).</w:t>
-                  </w:r>
-                </w:p>
-              </w:tc>
-              <w:tc>
-                <w:tcPr>
-                  <w:tcW w:w="1235" w:type="dxa"/>
-                  <w:tcBorders>
-                    <w:top w:val="single" w:sz="4" w:space="0" w:color="000000"/>
-                    <w:left w:val="single" w:sz="4" w:space="0" w:color="000000"/>
-                    <w:bottom w:val="single" w:sz="4" w:space="0" w:color="000000"/>
-                    <w:right w:val="single" w:sz="4" w:space="0" w:color="000000"/>
-                  </w:tcBorders>
-                  <w:tcMar>
-                    <w:top w:w="60" w:type="dxa"/>
-                    <w:left w:w="80" w:type="dxa"/>
-                    <w:bottom w:w="60" w:type="dxa"/>
-                    <w:right w:w="80" w:type="dxa"/>
-                  </w:tcMar>
-                  <w:vAlign w:val="center"/>
-                </w:tcPr>
-                <w:p>
-                  <w:r>
-                    <w:rPr>
-                      <w:rFonts w:cs="Times New Roman"/>
-                      <w:sz w:val="20"/>
-                      <w:szCs w:val="20"/>
-                    </w:rPr>
-                    <w:t>Demo phần cứng FPGA bắt buộc PASS.</w:t>
-                  </w:r>
-                </w:p>
-              </w:tc>
-            </w:tr>
-            <w:tr>
-              <w:tc>
-                <w:tcPr>
-                  <w:tcW w:w="1300" w:type="dxa"/>
-                  <w:tcBorders>
-                    <w:top w:val="single" w:sz="4" w:space="0" w:color="000000"/>
-                    <w:left w:val="single" w:sz="4" w:space="0" w:color="000000"/>
-                    <w:bottom w:val="single" w:sz="4" w:space="0" w:color="000000"/>
-                    <w:right w:val="single" w:sz="4" w:space="0" w:color="000000"/>
-                  </w:tcBorders>
-                  <w:tcMar>
-                    <w:top w:w="60" w:type="dxa"/>
-                    <w:left w:w="80" w:type="dxa"/>
-                    <w:bottom w:w="60" w:type="dxa"/>
-                    <w:right w:w="80" w:type="dxa"/>
-                  </w:tcMar>
-                  <w:vAlign w:val="center"/>
-                </w:tcPr>
-                <w:p>
-                  <w:pPr>
-                    <w:jc w:val="center"/>
-                  </w:pPr>
-                  <w:r>
-                    <w:rPr>
-                      <w:rFonts w:cs="Times New Roman"/>
-                      <w:sz w:val="20"/>
-                      <w:szCs w:val="20"/>
-                    </w:rPr>
-                    <w:t>Tuần 19 (11/01-17/01)</w:t>
-                  </w:r>
-                </w:p>
-              </w:tc>
-              <w:tc>
-                <w:tcPr>
-                  <w:tcW w:w="3300" w:type="dxa"/>
-                  <w:tcBorders>
-                    <w:top w:val="single" w:sz="4" w:space="0" w:color="000000"/>
-                    <w:left w:val="single" w:sz="4" w:space="0" w:color="000000"/>
-                    <w:bottom w:val="single" w:sz="4" w:space="0" w:color="000000"/>
-                    <w:right w:val="single" w:sz="4" w:space="0" w:color="000000"/>
-                  </w:tcBorders>
-                  <w:tcMar>
-                    <w:top w:w="60" w:type="dxa"/>
-                    <w:left w:w="80" w:type="dxa"/>
-                    <w:bottom w:w="60" w:type="dxa"/>
-                    <w:right w:w="80" w:type="dxa"/>
-                  </w:tcMar>
-                  <w:vAlign w:val="center"/>
-                </w:tcPr>
-                <w:p>
-                  <w:r>
-                    <w:rPr>
-                      <w:rFonts w:cs="Times New Roman"/>
-                      <w:sz w:val="20"/>
-                      <w:szCs w:val="20"/>
-                    </w:rPr>
-                    <w:t xml:space="preserve">Dự phòng - fix lỗi </w:t>
-                  </w:r>
-                  <w:r>
-                    <w:rPr>
-                      <w:rFonts w:cs="Times New Roman"/>
-                      <w:sz w:val="20"/>
-                      <w:szCs w:val="20"/>
-                    </w:rPr>
-                    <w:t>FPGA nếu tuần 18 chưa đạt, hoặc hoàn thiện UVM còn thiếu.</w:t>
-                  </w:r>
-                </w:p>
-              </w:tc>
-              <w:tc>
-                <w:tcPr>
-                  <w:tcW w:w="3300" w:type="dxa"/>
-                  <w:tcBorders>
-                    <w:top w:val="single" w:sz="4" w:space="0" w:color="000000"/>
-                    <w:left w:val="single" w:sz="4" w:space="0" w:color="000000"/>
-                    <w:bottom w:val="single" w:sz="4" w:space="0" w:color="000000"/>
-                    <w:right w:val="single" w:sz="4" w:space="0" w:color="000000"/>
-                  </w:tcBorders>
-                  <w:tcMar>
-                    <w:top w:w="60" w:type="dxa"/>
-                    <w:left w:w="80" w:type="dxa"/>
-                    <w:bottom w:w="60" w:type="dxa"/>
-                    <w:right w:w="80" w:type="dxa"/>
-                  </w:tcMar>
-                  <w:vAlign w:val="center"/>
-                </w:tcPr>
-                <w:p>
-                  <w:r>
-                    <w:rPr>
-                      <w:rFonts w:cs="Times New Roman"/>
-                      <w:sz w:val="20"/>
-                      <w:szCs w:val="20"/>
-                    </w:rPr>
-                    <w:t>Dự phòng (cùng Lâm).</w:t>
-                  </w:r>
-                </w:p>
-              </w:tc>
-              <w:tc>
-                <w:tcPr>
-                  <w:tcW w:w="1235" w:type="dxa"/>
-                  <w:tcBorders>
-                    <w:top w:val="single" w:sz="4" w:space="0" w:color="000000"/>
-                    <w:left w:val="single" w:sz="4" w:space="0" w:color="000000"/>
-                    <w:bottom w:val="single" w:sz="4" w:space="0" w:color="000000"/>
-                    <w:right w:val="single" w:sz="4" w:space="0" w:color="000000"/>
-                  </w:tcBorders>
-                  <w:tcMar>
-                    <w:top w:w="60" w:type="dxa"/>
-                    <w:left w:w="80" w:type="dxa"/>
-                    <w:bottom w:w="60" w:type="dxa"/>
-                    <w:right w:w="80" w:type="dxa"/>
-                  </w:tcMar>
-                  <w:vAlign w:val="center"/>
-                </w:tcPr>
-                <w:p>
-                  <w:r>
-                    <w:rPr>
-                      <w:rFonts w:cs="Times New Roman"/>
-                      <w:sz w:val="20"/>
-                      <w:szCs w:val="20"/>
-                    </w:rPr>
-                    <w:t>Không xếp công việc mới bắt buộc vào tuần này.</w:t>
-                  </w:r>
-                </w:p>
-              </w:tc>
-            </w:tr>
-            <w:tr>
-              <w:tc>
-                <w:tcPr>
-                  <w:tcW w:w="1300" w:type="dxa"/>
-                  <w:tcBorders>
-                    <w:top w:val="single" w:sz="4" w:space="0" w:color="000000"/>
-                    <w:left w:val="single" w:sz="4" w:space="0" w:color="000000"/>
-                    <w:bottom w:val="single" w:sz="4" w:space="0" w:color="000000"/>
-                    <w:right w:val="single" w:sz="4" w:space="0" w:color="000000"/>
-                  </w:tcBorders>
-                  <w:tcMar>
-                    <w:top w:w="60" w:type="dxa"/>
-                    <w:left w:w="80" w:type="dxa"/>
-                    <w:bottom w:w="60" w:type="dxa"/>
-                    <w:right w:w="80" w:type="dxa"/>
-                  </w:tcMar>
-                  <w:vAlign w:val="center"/>
-                </w:tcPr>
-                <w:p>
-                  <w:pPr>
-                    <w:jc w:val="center"/>
-                  </w:pPr>
-                  <w:r>
-                    <w:rPr>
-                      <w:rFonts w:cs="Times New Roman"/>
-                      <w:sz w:val="20"/>
-                      <w:szCs w:val="20"/>
-                    </w:rPr>
-                    <w:t>Tuần 20 (18/01-24/01)</w:t>
-                  </w:r>
-                </w:p>
-              </w:tc>
-              <w:tc>
-                <w:tcPr>
-                  <w:tcW w:w="3300" w:type="dxa"/>
-                  <w:tcBorders>
-                    <w:top w:val="single" w:sz="4" w:space="0" w:color="000000"/>
-                    <w:left w:val="single" w:sz="4" w:space="0" w:color="000000"/>
-                    <w:bottom w:val="single" w:sz="4" w:space="0" w:color="000000"/>
-                    <w:right w:val="single" w:sz="4" w:space="0" w:color="000000"/>
-                  </w:tcBorders>
-                  <w:tcMar>
-                    <w:top w:w="60" w:type="dxa"/>
-                    <w:left w:w="80" w:type="dxa"/>
-                    <w:bottom w:w="60" w:type="dxa"/>
-                    <w:right w:w="80" w:type="dxa"/>
-                  </w:tcMar>
-                  <w:vAlign w:val="center"/>
-                </w:tcPr>
-                <w:p>
-                  <w:r>
-                    <w:rPr>
-                      <w:rFonts w:cs="Times New Roman"/>
-                      <w:sz w:val="20"/>
-                      <w:szCs w:val="20"/>
-                    </w:rPr>
-                    <w:t>Viết Báo cáo chi tiết/tóm tắt, làm slide, dựng video demo, rà soát nội dung khớp thực tế đã làm.</w:t>
-                  </w:r>
-                </w:p>
-              </w:tc>
-              <w:tc>
-                <w:tcPr>
-                  <w:tcW w:w="3300" w:type="dxa"/>
-                  <w:tcBorders>
-                    <w:top w:val="single" w:sz="4" w:space="0" w:color="000000"/>
-                    <w:left w:val="single" w:sz="4" w:space="0" w:color="000000"/>
-                    <w:bottom w:val="single" w:sz="4" w:space="0" w:color="000000"/>
-                    <w:right w:val="single" w:sz="4" w:space="0" w:color="000000"/>
-                  </w:tcBorders>
-                  <w:tcMar>
-                    <w:top w:w="60" w:type="dxa"/>
-                    <w:left w:w="80" w:type="dxa"/>
-                    <w:bottom w:w="60" w:type="dxa"/>
-                    <w:right w:w="80" w:type="dxa"/>
-                  </w:tcMar>
-                  <w:vAlign w:val="center"/>
-                </w:tcPr>
-                <w:p>
-                  <w:r>
-                    <w:rPr>
-                      <w:rFonts w:cs="Times New Roman"/>
-                      <w:sz w:val="20"/>
-                      <w:szCs w:val="20"/>
-                    </w:rPr>
-                    <w:t>Viết báo c</w:t>
-                  </w:r>
-                  <w:r>
-                    <w:rPr>
-                      <w:rFonts w:cs="Times New Roman"/>
-                      <w:sz w:val="20"/>
-                      <w:szCs w:val="20"/>
-                    </w:rPr>
-                    <w:t>áo, slide, video demo (cùng Lâm).</w:t>
-                  </w:r>
-                </w:p>
-              </w:tc>
-              <w:tc>
-                <w:tcPr>
-                  <w:tcW w:w="1235" w:type="dxa"/>
-                  <w:tcBorders>
-                    <w:top w:val="single" w:sz="4" w:space="0" w:color="000000"/>
-                    <w:left w:val="single" w:sz="4" w:space="0" w:color="000000"/>
-                    <w:bottom w:val="single" w:sz="4" w:space="0" w:color="000000"/>
-                    <w:right w:val="single" w:sz="4" w:space="0" w:color="000000"/>
-                  </w:tcBorders>
-                  <w:tcMar>
-                    <w:top w:w="60" w:type="dxa"/>
-                    <w:left w:w="80" w:type="dxa"/>
-                    <w:bottom w:w="60" w:type="dxa"/>
-                    <w:right w:w="80" w:type="dxa"/>
-                  </w:tcMar>
-                  <w:vAlign w:val="center"/>
-                </w:tcPr>
-                <w:p>
-                  <w:r>
-                    <w:rPr>
-                      <w:rFonts w:cs="Times New Roman"/>
-                      <w:sz w:val="20"/>
-                      <w:szCs w:val="20"/>
-                    </w:rPr>
-                    <w:t>Nộp báo cáo trước hoặc đúng ngày 25/01/2027.</w:t>
-                  </w:r>
-                </w:p>
-              </w:tc>
-            </w:tr>
-          </w:tbl>
-          <w:p>
-            <w:pPr>
               <w:spacing w:before="120" w:after="120"/>
-              <w:ind w:left="351" w:hanging="141"/>
               <w:rPr>
                 <w:sz w:val="26"/>
                 <w:szCs w:val="26"/>
@@ -5258,7 +2318,6 @@
                 <w:sz w:val="26"/>
                 <w:szCs w:val="26"/>
               </w:rPr>
-              <w:lastRenderedPageBreak/>
               <w:t>TÀI LIỆU THAM KHẢO</w:t>
             </w:r>
           </w:p>
@@ -5369,7 +2428,12 @@
               <w:jc w:val="both"/>
             </w:pPr>
             <w:r>
-              <w:t xml:space="preserve">[5] V. C. G. Luật và L. M. Hùng, "Thiết kế bộ điều khiển đồng bộ cache cho các hệ thống 2 lõi dựa trên kiến trúc tập lệnh RISC-V RV32IA," </w:t>
+              <w:t>[5] V. C. G. Luật và L. M.</w:t>
+            </w:r>
+            <w:bookmarkStart w:id="0" w:name="_GoBack"/>
+            <w:bookmarkEnd w:id="0"/>
+            <w:r>
+              <w:t xml:space="preserve"> Hùng, "Thiết kế bộ điều khiển đồng bộ cache cho các hệ thống 2 lõi dựa trên kiến trúc tập lệnh RISC-V RV32IA," </w:t>
             </w:r>
             <w:r>
               <w:rPr>
@@ -5430,34 +2494,32 @@
           <w:p>
             <w:pPr>
               <w:spacing w:before="120" w:after="120"/>
-              <w:jc w:val="center"/>
-              <w:rPr>
-                <w:b/>
-                <w:sz w:val="26"/>
-                <w:szCs w:val="26"/>
-              </w:rPr>
-            </w:pPr>
-          </w:p>
-          <w:p>
-            <w:pPr>
-              <w:spacing w:before="120" w:after="120"/>
-              <w:jc w:val="center"/>
-              <w:rPr>
-                <w:b/>
-                <w:sz w:val="26"/>
-                <w:szCs w:val="26"/>
-              </w:rPr>
-            </w:pPr>
-          </w:p>
-          <w:p>
-            <w:pPr>
-              <w:spacing w:before="120" w:after="120"/>
-              <w:rPr>
-                <w:b/>
-                <w:sz w:val="26"/>
-                <w:szCs w:val="26"/>
-              </w:rPr>
-            </w:pPr>
+              <w:rPr>
+                <w:b/>
+                <w:sz w:val="26"/>
+                <w:szCs w:val="26"/>
+              </w:rPr>
+            </w:pPr>
+            <w:r>
+              <w:rPr>
+                <w:b/>
+                <w:sz w:val="26"/>
+                <w:szCs w:val="26"/>
+              </w:rPr>
+              <w:t xml:space="preserve">           </w:t>
+            </w:r>
+            <w:r>
+              <w:rPr>
+                <w:b/>
+                <w:sz w:val="26"/>
+                <w:szCs w:val="26"/>
+              </w:rPr>
+              <w:pict>
+                <v:shape id="_x0000_i1026" type="#_x0000_t75" style="width:151.2pt;height:61.2pt">
+                  <v:imagedata r:id="rId7" o:title="Screenshot 2026-09-10 221913"/>
+                </v:shape>
+              </w:pict>
+            </w:r>
           </w:p>
           <w:p>
             <w:pPr>
@@ -5601,76 +2663,44 @@
               <w:tabs>
                 <w:tab w:val="center" w:pos="1439"/>
               </w:tabs>
-              <w:jc w:val="center"/>
-              <w:rPr>
-                <w:b/>
-                <w:sz w:val="26"/>
-                <w:szCs w:val="26"/>
-              </w:rPr>
-            </w:pPr>
+              <w:rPr>
+                <w:b/>
+                <w:sz w:val="26"/>
+                <w:szCs w:val="26"/>
+              </w:rPr>
+            </w:pPr>
+            <w:r>
+              <w:rPr>
+                <w:b/>
+                <w:sz w:val="26"/>
+                <w:szCs w:val="26"/>
+              </w:rPr>
+              <w:pict>
+                <v:shape id="_x0000_i1054" type="#_x0000_t75" style="width:226.2pt;height:75.6pt">
+                  <v:imagedata r:id="rId8" o:title="ChatGPT Image 22_38_23 10 thg 9, 2026"/>
+                </v:shape>
+              </w:pict>
+            </w:r>
           </w:p>
           <w:p>
             <w:pPr>
               <w:tabs>
                 <w:tab w:val="center" w:pos="1439"/>
               </w:tabs>
-              <w:jc w:val="center"/>
-              <w:rPr>
-                <w:b/>
-                <w:sz w:val="26"/>
-                <w:szCs w:val="26"/>
-              </w:rPr>
-            </w:pPr>
-          </w:p>
-          <w:p>
-            <w:pPr>
-              <w:tabs>
-                <w:tab w:val="center" w:pos="1439"/>
-              </w:tabs>
-              <w:jc w:val="center"/>
-              <w:rPr>
-                <w:b/>
-                <w:sz w:val="26"/>
-                <w:szCs w:val="26"/>
-              </w:rPr>
-            </w:pPr>
-          </w:p>
-          <w:p>
-            <w:pPr>
-              <w:tabs>
-                <w:tab w:val="center" w:pos="1439"/>
-              </w:tabs>
-              <w:jc w:val="center"/>
-              <w:rPr>
-                <w:b/>
-                <w:sz w:val="26"/>
-                <w:szCs w:val="26"/>
-              </w:rPr>
-            </w:pPr>
-          </w:p>
-          <w:p>
-            <w:pPr>
-              <w:tabs>
-                <w:tab w:val="center" w:pos="1439"/>
-              </w:tabs>
-              <w:jc w:val="center"/>
-              <w:rPr>
-                <w:b/>
-                <w:sz w:val="26"/>
-                <w:szCs w:val="26"/>
-              </w:rPr>
-            </w:pPr>
-            <w:r>
-              <w:t>Vũ Thành La</w:t>
-            </w:r>
-            <w:r>
-              <w:t xml:space="preserve">m             </w:t>
-            </w:r>
-            <w:r>
-              <w:t xml:space="preserve"> </w:t>
+              <w:rPr>
+                <w:b/>
+                <w:sz w:val="26"/>
+                <w:szCs w:val="26"/>
+              </w:rPr>
+            </w:pPr>
+            <w:r>
+              <w:t xml:space="preserve">   </w:t>
             </w:r>
             <w:r>
               <w:t>Võ Lê Phước Lâm</w:t>
+            </w:r>
+            <w:r>
+              <w:t xml:space="preserve">               Vũ Thành Lam</w:t>
             </w:r>
           </w:p>
         </w:tc>
@@ -5690,8 +2720,6 @@
           <w:szCs w:val="26"/>
         </w:rPr>
       </w:pPr>
-      <w:bookmarkStart w:id="0" w:name="_GoBack"/>
-      <w:bookmarkEnd w:id="0"/>
     </w:p>
     <w:sectPr>
       <w:pgSz w:w="11906" w:h="16838"/>
@@ -8259,7 +5287,7 @@
 </file>
 
 <file path=customXml/itemProps1.xml><?xml version="1.0" encoding="utf-8"?>
-<ds:datastoreItem xmlns:ds="http://schemas.openxmlformats.org/officeDocument/2006/customXml" ds:itemID="{4C191109-2244-4BB8-AC60-449E12A68631}">
+<ds:datastoreItem xmlns:ds="http://schemas.openxmlformats.org/officeDocument/2006/customXml" ds:itemID="{66A32FA6-A40A-478C-9455-8F322A10998A}">
   <ds:schemaRefs>
     <ds:schemaRef ds:uri="http://schemas.openxmlformats.org/officeDocument/2006/bibliography"/>
   </ds:schemaRefs>
